--- a/webapp/templates/word/Otro_Si_Alimentacion_15_Cyrgo.docx
+++ b/webapp/templates/word/Otro_Si_Alimentacion_15_Cyrgo.docx
@@ -1,6 +1,6 @@
 
 <file path=word/document.xml><?xml version="1.0" encoding="utf-8"?>
-<w:document xmlns:wpc="http://schemas.microsoft.com/office/word/2010/wordprocessingCanvas" xmlns:cx="http://schemas.microsoft.com/office/drawing/2014/chartex" xmlns:cx1="http://schemas.microsoft.com/office/drawing/2015/9/8/chartex" xmlns:cx2="http://schemas.microsoft.com/office/drawing/2015/10/21/chartex" xmlns:cx3="http://schemas.microsoft.com/office/drawing/2016/5/9/chartex" xmlns:cx4="http://schemas.microsoft.com/office/drawing/2016/5/10/chartex" xmlns:cx5="http://schemas.microsoft.com/office/drawing/2016/5/11/chartex" xmlns:cx6="http://schemas.microsoft.com/office/drawing/2016/5/12/chartex" xmlns:cx7="http://schemas.microsoft.com/office/drawing/2016/5/13/chartex" xmlns:cx8="http://schemas.microsoft.com/office/drawing/2016/5/14/chartex" xmlns:mc="http://schemas.openxmlformats.org/markup-compatibility/2006" xmlns:aink="http://schemas.microsoft.com/office/drawing/2016/ink" xmlns:am3d="http://schemas.microsoft.com/office/drawing/2017/model3d" xmlns:o="urn:schemas-microsoft-com:office:office" xmlns:oel="http://schemas.microsoft.com/office/2019/extlst" xmlns:r="http://schemas.openxmlformats.org/officeDocument/2006/relationships" xmlns:m="http://schemas.openxmlformats.org/officeDocument/2006/math" xmlns:v="urn:schemas-microsoft-com:vml" xmlns:wp14="http://schemas.microsoft.com/office/word/2010/wordprocessingDrawing" xmlns:wp="http://schemas.openxmlformats.org/drawingml/2006/wordprocessingDrawing" xmlns:w10="urn:schemas-microsoft-com:office:word" xmlns:w="http://schemas.openxmlformats.org/wordprocessingml/2006/main" xmlns:w14="http://schemas.microsoft.com/office/word/2010/wordml" xmlns:w15="http://schemas.microsoft.com/office/word/2012/wordml" xmlns:w16cex="http://schemas.microsoft.com/office/word/2018/wordml/cex" xmlns:w16cid="http://schemas.microsoft.com/office/word/2016/wordml/cid" xmlns:w16="http://schemas.microsoft.com/office/word/2018/wordml" xmlns:w16sdtdh="http://schemas.microsoft.com/office/word/2020/wordml/sdtdatahash" xmlns:w16se="http://schemas.microsoft.com/office/word/2015/wordml/symex" xmlns:wpg="http://schemas.microsoft.com/office/word/2010/wordprocessingGroup" xmlns:wpi="http://schemas.microsoft.com/office/word/2010/wordprocessingInk" xmlns:wne="http://schemas.microsoft.com/office/word/2006/wordml" xmlns:wps="http://schemas.microsoft.com/office/word/2010/wordprocessingShape" mc:Ignorable="w14 w15 w16se w16cid w16 w16cex w16sdtdh wp14">
+<w:document xmlns:wpc="http://schemas.microsoft.com/office/word/2010/wordprocessingCanvas" xmlns:cx="http://schemas.microsoft.com/office/drawing/2014/chartex" xmlns:cx1="http://schemas.microsoft.com/office/drawing/2015/9/8/chartex" xmlns:cx2="http://schemas.microsoft.com/office/drawing/2015/10/21/chartex" xmlns:cx3="http://schemas.microsoft.com/office/drawing/2016/5/9/chartex" xmlns:cx4="http://schemas.microsoft.com/office/drawing/2016/5/10/chartex" xmlns:cx5="http://schemas.microsoft.com/office/drawing/2016/5/11/chartex" xmlns:cx6="http://schemas.microsoft.com/office/drawing/2016/5/12/chartex" xmlns:cx7="http://schemas.microsoft.com/office/drawing/2016/5/13/chartex" xmlns:cx8="http://schemas.microsoft.com/office/drawing/2016/5/14/chartex" xmlns:mc="http://schemas.openxmlformats.org/markup-compatibility/2006" xmlns:aink="http://schemas.microsoft.com/office/drawing/2016/ink" xmlns:am3d="http://schemas.microsoft.com/office/drawing/2017/model3d" xmlns:o="urn:schemas-microsoft-com:office:office" xmlns:r="http://schemas.openxmlformats.org/officeDocument/2006/relationships" xmlns:m="http://schemas.openxmlformats.org/officeDocument/2006/math" xmlns:v="urn:schemas-microsoft-com:vml" xmlns:wp14="http://schemas.microsoft.com/office/word/2010/wordprocessingDrawing" xmlns:wp="http://schemas.openxmlformats.org/drawingml/2006/wordprocessingDrawing" xmlns:w10="urn:schemas-microsoft-com:office:word" xmlns:w="http://schemas.openxmlformats.org/wordprocessingml/2006/main" xmlns:w14="http://schemas.microsoft.com/office/word/2010/wordml" xmlns:w15="http://schemas.microsoft.com/office/word/2012/wordml" xmlns:w16cid="http://schemas.microsoft.com/office/word/2016/wordml/cid" xmlns:w16se="http://schemas.microsoft.com/office/word/2015/wordml/symex" xmlns:wpg="http://schemas.microsoft.com/office/word/2010/wordprocessingGroup" xmlns:wpi="http://schemas.microsoft.com/office/word/2010/wordprocessingInk" xmlns:wne="http://schemas.microsoft.com/office/word/2006/wordml" xmlns:wps="http://schemas.microsoft.com/office/word/2010/wordprocessingShape" mc:Ignorable="w14 w15 w16se w16cid wp14">
   <w:body>
     <w:p>
       <w:pPr>
@@ -436,48 +436,18 @@
       </w:r>
       <w:r>
         <w:rPr>
-          <w:rFonts w:ascii="Arial" w:hAnsi="Arial"/>
-          <w:b/>
-        </w:rPr>
-        <w:t>[[</w:t>
-      </w:r>
-      <w:proofErr w:type="spellStart"/>
-      <w:r>
-        <w:rPr>
-          <w:rFonts w:ascii="Arial" w:hAnsi="Arial"/>
-          <w:b/>
-        </w:rPr>
-        <w:t>SalarioLetras</w:t>
-      </w:r>
-      <w:proofErr w:type="spellEnd"/>
-      <w:r>
-        <w:rPr>
-          <w:rFonts w:ascii="Arial" w:hAnsi="Arial"/>
-          <w:b/>
-        </w:rPr>
-        <w:t xml:space="preserve">]] </w:t>
-      </w:r>
-      <w:r>
-        <w:rPr>
-          <w:rFonts w:ascii="Arial" w:hAnsi="Arial"/>
-          <w:b/>
-        </w:rPr>
-        <w:t>MCTE. (</w:t>
-      </w:r>
-      <w:r>
-        <w:rPr>
-          <w:rFonts w:ascii="Arial" w:hAnsi="Arial"/>
-          <w:b/>
-        </w:rPr>
-        <w:t>[[Salario]]</w:t>
-      </w:r>
-      <w:r>
-        <w:rPr>
-          <w:rFonts w:ascii="Arial" w:hAnsi="Arial"/>
-          <w:b/>
+          <w:rStyle w:val="Textoennegrita"/>
+        </w:rPr>
+        <w:t>QUINCE MIL PESOS 00/100 MCTE. ($15.000,00</w:t>
+      </w:r>
+      <w:r>
+        <w:rPr>
+          <w:rStyle w:val="Textoennegrita"/>
         </w:rPr>
         <w:t xml:space="preserve">) </w:t>
       </w:r>
+      <w:bookmarkStart w:id="0" w:name="_GoBack"/>
+      <w:bookmarkEnd w:id="0"/>
       <w:r>
         <w:t>por día</w:t>
       </w:r>
@@ -1854,7 +1824,7 @@
                 <v:stroke joinstyle="miter"/>
                 <v:path gradientshapeok="t" o:connecttype="rect"/>
               </v:shapetype>
-              <v:shape id="Cuadro de texto 2" o:spid="_x0000_s1026" type="#_x0000_t202" style="position:absolute;left:0;text-align:left;margin-left:53.2pt;margin-top:746.05pt;width:189.25pt;height:110.6pt;z-index:251659264;visibility:visible;mso-wrap-style:square;mso-width-percent:0;mso-height-percent:200;mso-wrap-distance-left:9pt;mso-wrap-distance-top:3.6pt;mso-wrap-distance-right:9pt;mso-wrap-distance-bottom:3.6pt;mso-position-horizontal:absolute;mso-position-horizontal-relative:page;mso-position-vertical:absolute;mso-position-vertical-relative:page;mso-width-percent:0;mso-height-percent:200;mso-width-relative:margin;mso-height-relative:margin;v-text-anchor:top" o:gfxdata="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" filled="f" stroked="f">
+              <v:shape id="Cuadro de texto 2" o:spid="_x0000_s1026" type="#_x0000_t202" style="position:absolute;left:0;text-align:left;margin-left:53.2pt;margin-top:746.05pt;width:189.25pt;height:110.6pt;z-index:251659264;visibility:visible;mso-wrap-style:square;mso-width-percent:0;mso-height-percent:200;mso-wrap-distance-left:9pt;mso-wrap-distance-top:3.6pt;mso-wrap-distance-right:9pt;mso-wrap-distance-bottom:3.6pt;mso-position-horizontal:absolute;mso-position-horizontal-relative:page;mso-position-vertical:absolute;mso-position-vertical-relative:page;mso-width-percent:0;mso-height-percent:200;mso-width-relative:margin;mso-height-relative:margin;v-text-anchor:top" o:gfxdata="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" filled="f" stroked="f">
                 <v:textbox style="mso-fit-shape-to-text:t">
                   <w:txbxContent>
                     <w:p>
@@ -2097,7 +2067,7 @@
           </mc:Choice>
           <mc:Fallback>
             <w:pict>
-              <v:shape w14:anchorId="23FFE4DA" id="_x0000_s1027" type="#_x0000_t202" style="position:absolute;left:0;text-align:left;margin-left:444.5pt;margin-top:769.55pt;width:147.05pt;height:110.6pt;z-index:251668480;visibility:visible;mso-wrap-style:square;mso-width-percent:0;mso-height-percent:200;mso-wrap-distance-left:9pt;mso-wrap-distance-top:3.6pt;mso-wrap-distance-right:9pt;mso-wrap-distance-bottom:3.6pt;mso-position-horizontal:absolute;mso-position-horizontal-relative:page;mso-position-vertical:absolute;mso-position-vertical-relative:page;mso-width-percent:0;mso-height-percent:200;mso-width-relative:margin;mso-height-relative:margin;v-text-anchor:top" o:gfxdata="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" filled="f" stroked="f">
+              <v:shape w14:anchorId="23FFE4DA" id="_x0000_s1027" type="#_x0000_t202" style="position:absolute;left:0;text-align:left;margin-left:444.5pt;margin-top:769.55pt;width:147.05pt;height:110.6pt;z-index:251668480;visibility:visible;mso-wrap-style:square;mso-width-percent:0;mso-height-percent:200;mso-wrap-distance-left:9pt;mso-wrap-distance-top:3.6pt;mso-wrap-distance-right:9pt;mso-wrap-distance-bottom:3.6pt;mso-position-horizontal:absolute;mso-position-horizontal-relative:page;mso-position-vertical:absolute;mso-position-vertical-relative:page;mso-width-percent:0;mso-height-percent:200;mso-width-relative:margin;mso-height-relative:margin;v-text-anchor:top" o:gfxdata="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" filled="f" stroked="f">
                 <v:textbox style="mso-fit-shape-to-text:t">
                   <w:txbxContent>
                     <w:p>
@@ -2267,7 +2237,7 @@
           </mc:Choice>
           <mc:Fallback>
             <w:pict>
-              <v:shape w14:anchorId="6737EAD2" id="_x0000_s1028" type="#_x0000_t202" style="position:absolute;left:0;text-align:left;margin-left:444.25pt;margin-top:757.15pt;width:147.05pt;height:110.6pt;z-index:251667456;visibility:visible;mso-wrap-style:square;mso-width-percent:0;mso-height-percent:200;mso-wrap-distance-left:9pt;mso-wrap-distance-top:3.6pt;mso-wrap-distance-right:9pt;mso-wrap-distance-bottom:3.6pt;mso-position-horizontal:absolute;mso-position-horizontal-relative:page;mso-position-vertical:absolute;mso-position-vertical-relative:page;mso-width-percent:0;mso-height-percent:200;mso-width-relative:margin;mso-height-relative:margin;v-text-anchor:top" o:gfxdata="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" filled="f" stroked="f">
+              <v:shape w14:anchorId="6737EAD2" id="_x0000_s1028" type="#_x0000_t202" style="position:absolute;left:0;text-align:left;margin-left:444.25pt;margin-top:757.15pt;width:147.05pt;height:110.6pt;z-index:251667456;visibility:visible;mso-wrap-style:square;mso-width-percent:0;mso-height-percent:200;mso-wrap-distance-left:9pt;mso-wrap-distance-top:3.6pt;mso-wrap-distance-right:9pt;mso-wrap-distance-bottom:3.6pt;mso-position-horizontal:absolute;mso-position-horizontal-relative:page;mso-position-vertical:absolute;mso-position-vertical-relative:page;mso-width-percent:0;mso-height-percent:200;mso-width-relative:margin;mso-height-relative:margin;v-text-anchor:top" o:gfxdata="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" filled="f" stroked="f">
                 <v:textbox style="mso-fit-shape-to-text:t">
                   <w:txbxContent>
                     <w:p>
@@ -2453,7 +2423,7 @@
           </mc:Choice>
           <mc:Fallback>
             <w:pict>
-              <v:shape w14:anchorId="3E6837AD" id="_x0000_s1029" type="#_x0000_t202" style="position:absolute;left:0;text-align:left;margin-left:443.35pt;margin-top:744.85pt;width:147.05pt;height:110.6pt;z-index:251661312;visibility:visible;mso-wrap-style:square;mso-width-percent:0;mso-height-percent:200;mso-wrap-distance-left:9pt;mso-wrap-distance-top:3.6pt;mso-wrap-distance-right:9pt;mso-wrap-distance-bottom:3.6pt;mso-position-horizontal:absolute;mso-position-horizontal-relative:page;mso-position-vertical:absolute;mso-position-vertical-relative:page;mso-width-percent:0;mso-height-percent:200;mso-width-relative:margin;mso-height-relative:margin;v-text-anchor:top" o:gfxdata="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" filled="f" stroked="f">
+              <v:shape w14:anchorId="3E6837AD" id="_x0000_s1029" type="#_x0000_t202" style="position:absolute;left:0;text-align:left;margin-left:443.35pt;margin-top:744.85pt;width:147.05pt;height:110.6pt;z-index:251661312;visibility:visible;mso-wrap-style:square;mso-width-percent:0;mso-height-percent:200;mso-wrap-distance-left:9pt;mso-wrap-distance-top:3.6pt;mso-wrap-distance-right:9pt;mso-wrap-distance-bottom:3.6pt;mso-position-horizontal:absolute;mso-position-horizontal-relative:page;mso-position-vertical:absolute;mso-position-vertical-relative:page;mso-width-percent:0;mso-height-percent:200;mso-width-relative:margin;mso-height-relative:margin;v-text-anchor:top" o:gfxdata="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" filled="f" stroked="f">
                 <v:textbox style="mso-fit-shape-to-text:t">
                   <w:txbxContent>
                     <w:p>
@@ -2599,7 +2569,7 @@
           </mc:Choice>
           <mc:Fallback>
             <w:pict>
-              <v:shape w14:anchorId="2FA2960E" id="_x0000_s1030" type="#_x0000_t202" style="position:absolute;left:0;text-align:left;margin-left:292.75pt;margin-top:745.75pt;width:147.05pt;height:110.6pt;z-index:251660288;visibility:visible;mso-wrap-style:square;mso-width-percent:0;mso-height-percent:200;mso-wrap-distance-left:9pt;mso-wrap-distance-top:3.6pt;mso-wrap-distance-right:9pt;mso-wrap-distance-bottom:3.6pt;mso-position-horizontal:absolute;mso-position-horizontal-relative:page;mso-position-vertical:absolute;mso-position-vertical-relative:page;mso-width-percent:0;mso-height-percent:200;mso-width-relative:margin;mso-height-relative:margin;v-text-anchor:top" o:gfxdata="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" filled="f" stroked="f">
+              <v:shape w14:anchorId="2FA2960E" id="_x0000_s1030" type="#_x0000_t202" style="position:absolute;left:0;text-align:left;margin-left:292.75pt;margin-top:745.75pt;width:147.05pt;height:110.6pt;z-index:251660288;visibility:visible;mso-wrap-style:square;mso-width-percent:0;mso-height-percent:200;mso-wrap-distance-left:9pt;mso-wrap-distance-top:3.6pt;mso-wrap-distance-right:9pt;mso-wrap-distance-bottom:3.6pt;mso-position-horizontal:absolute;mso-position-horizontal-relative:page;mso-position-vertical:absolute;mso-position-vertical-relative:page;mso-width-percent:0;mso-height-percent:200;mso-width-relative:margin;mso-height-relative:margin;v-text-anchor:top" o:gfxdata="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" filled="f" stroked="f">
                 <v:textbox style="mso-fit-shape-to-text:t">
                   <w:txbxContent>
                     <w:p>
@@ -2665,7 +2635,7 @@
 </file>
 
 <file path=word/endnotes.xml><?xml version="1.0" encoding="utf-8"?>
-<w:endnotes xmlns:wpc="http://schemas.microsoft.com/office/word/2010/wordprocessingCanvas" xmlns:cx="http://schemas.microsoft.com/office/drawing/2014/chartex" xmlns:cx1="http://schemas.microsoft.com/office/drawing/2015/9/8/chartex" xmlns:cx2="http://schemas.microsoft.com/office/drawing/2015/10/21/chartex" xmlns:cx3="http://schemas.microsoft.com/office/drawing/2016/5/9/chartex" xmlns:cx4="http://schemas.microsoft.com/office/drawing/2016/5/10/chartex" xmlns:cx5="http://schemas.microsoft.com/office/drawing/2016/5/11/chartex" xmlns:cx6="http://schemas.microsoft.com/office/drawing/2016/5/12/chartex" xmlns:cx7="http://schemas.microsoft.com/office/drawing/2016/5/13/chartex" xmlns:cx8="http://schemas.microsoft.com/office/drawing/2016/5/14/chartex" xmlns:mc="http://schemas.openxmlformats.org/markup-compatibility/2006" xmlns:aink="http://schemas.microsoft.com/office/drawing/2016/ink" xmlns:am3d="http://schemas.microsoft.com/office/drawing/2017/model3d" xmlns:o="urn:schemas-microsoft-com:office:office" xmlns:oel="http://schemas.microsoft.com/office/2019/extlst" xmlns:r="http://schemas.openxmlformats.org/officeDocument/2006/relationships" xmlns:m="http://schemas.openxmlformats.org/officeDocument/2006/math" xmlns:v="urn:schemas-microsoft-com:vml" xmlns:wp14="http://schemas.microsoft.com/office/word/2010/wordprocessingDrawing" xmlns:wp="http://schemas.openxmlformats.org/drawingml/2006/wordprocessingDrawing" xmlns:w10="urn:schemas-microsoft-com:office:word" xmlns:w="http://schemas.openxmlformats.org/wordprocessingml/2006/main" xmlns:w14="http://schemas.microsoft.com/office/word/2010/wordml" xmlns:w15="http://schemas.microsoft.com/office/word/2012/wordml" xmlns:w16cex="http://schemas.microsoft.com/office/word/2018/wordml/cex" xmlns:w16cid="http://schemas.microsoft.com/office/word/2016/wordml/cid" xmlns:w16="http://schemas.microsoft.com/office/word/2018/wordml" xmlns:w16sdtdh="http://schemas.microsoft.com/office/word/2020/wordml/sdtdatahash" xmlns:w16se="http://schemas.microsoft.com/office/word/2015/wordml/symex" xmlns:wpg="http://schemas.microsoft.com/office/word/2010/wordprocessingGroup" xmlns:wpi="http://schemas.microsoft.com/office/word/2010/wordprocessingInk" xmlns:wne="http://schemas.microsoft.com/office/word/2006/wordml" xmlns:wps="http://schemas.microsoft.com/office/word/2010/wordprocessingShape" mc:Ignorable="w14 w15 w16se w16cid w16 w16cex w16sdtdh wp14">
+<w:endnotes xmlns:wpc="http://schemas.microsoft.com/office/word/2010/wordprocessingCanvas" xmlns:cx="http://schemas.microsoft.com/office/drawing/2014/chartex" xmlns:cx1="http://schemas.microsoft.com/office/drawing/2015/9/8/chartex" xmlns:cx2="http://schemas.microsoft.com/office/drawing/2015/10/21/chartex" xmlns:cx3="http://schemas.microsoft.com/office/drawing/2016/5/9/chartex" xmlns:cx4="http://schemas.microsoft.com/office/drawing/2016/5/10/chartex" xmlns:cx5="http://schemas.microsoft.com/office/drawing/2016/5/11/chartex" xmlns:cx6="http://schemas.microsoft.com/office/drawing/2016/5/12/chartex" xmlns:cx7="http://schemas.microsoft.com/office/drawing/2016/5/13/chartex" xmlns:cx8="http://schemas.microsoft.com/office/drawing/2016/5/14/chartex" xmlns:mc="http://schemas.openxmlformats.org/markup-compatibility/2006" xmlns:aink="http://schemas.microsoft.com/office/drawing/2016/ink" xmlns:am3d="http://schemas.microsoft.com/office/drawing/2017/model3d" xmlns:o="urn:schemas-microsoft-com:office:office" xmlns:r="http://schemas.openxmlformats.org/officeDocument/2006/relationships" xmlns:m="http://schemas.openxmlformats.org/officeDocument/2006/math" xmlns:v="urn:schemas-microsoft-com:vml" xmlns:wp14="http://schemas.microsoft.com/office/word/2010/wordprocessingDrawing" xmlns:wp="http://schemas.openxmlformats.org/drawingml/2006/wordprocessingDrawing" xmlns:w10="urn:schemas-microsoft-com:office:word" xmlns:w="http://schemas.openxmlformats.org/wordprocessingml/2006/main" xmlns:w14="http://schemas.microsoft.com/office/word/2010/wordml" xmlns:w15="http://schemas.microsoft.com/office/word/2012/wordml" xmlns:w16cid="http://schemas.microsoft.com/office/word/2016/wordml/cid" xmlns:w16se="http://schemas.microsoft.com/office/word/2015/wordml/symex" xmlns:wpg="http://schemas.microsoft.com/office/word/2010/wordprocessingGroup" xmlns:wpi="http://schemas.microsoft.com/office/word/2010/wordprocessingInk" xmlns:wne="http://schemas.microsoft.com/office/word/2006/wordml" xmlns:wps="http://schemas.microsoft.com/office/word/2010/wordprocessingShape" mc:Ignorable="w14 w15 w16se w16cid wp14">
   <w:endnote w:type="separator" w:id="-1">
     <w:p>
       <w:r>
@@ -2684,7 +2654,7 @@
 </file>
 
 <file path=word/footnotes.xml><?xml version="1.0" encoding="utf-8"?>
-<w:footnotes xmlns:wpc="http://schemas.microsoft.com/office/word/2010/wordprocessingCanvas" xmlns:cx="http://schemas.microsoft.com/office/drawing/2014/chartex" xmlns:cx1="http://schemas.microsoft.com/office/drawing/2015/9/8/chartex" xmlns:cx2="http://schemas.microsoft.com/office/drawing/2015/10/21/chartex" xmlns:cx3="http://schemas.microsoft.com/office/drawing/2016/5/9/chartex" xmlns:cx4="http://schemas.microsoft.com/office/drawing/2016/5/10/chartex" xmlns:cx5="http://schemas.microsoft.com/office/drawing/2016/5/11/chartex" xmlns:cx6="http://schemas.microsoft.com/office/drawing/2016/5/12/chartex" xmlns:cx7="http://schemas.microsoft.com/office/drawing/2016/5/13/chartex" xmlns:cx8="http://schemas.microsoft.com/office/drawing/2016/5/14/chartex" xmlns:mc="http://schemas.openxmlformats.org/markup-compatibility/2006" xmlns:aink="http://schemas.microsoft.com/office/drawing/2016/ink" xmlns:am3d="http://schemas.microsoft.com/office/drawing/2017/model3d" xmlns:o="urn:schemas-microsoft-com:office:office" xmlns:oel="http://schemas.microsoft.com/office/2019/extlst" xmlns:r="http://schemas.openxmlformats.org/officeDocument/2006/relationships" xmlns:m="http://schemas.openxmlformats.org/officeDocument/2006/math" xmlns:v="urn:schemas-microsoft-com:vml" xmlns:wp14="http://schemas.microsoft.com/office/word/2010/wordprocessingDrawing" xmlns:wp="http://schemas.openxmlformats.org/drawingml/2006/wordprocessingDrawing" xmlns:w10="urn:schemas-microsoft-com:office:word" xmlns:w="http://schemas.openxmlformats.org/wordprocessingml/2006/main" xmlns:w14="http://schemas.microsoft.com/office/word/2010/wordml" xmlns:w15="http://schemas.microsoft.com/office/word/2012/wordml" xmlns:w16cex="http://schemas.microsoft.com/office/word/2018/wordml/cex" xmlns:w16cid="http://schemas.microsoft.com/office/word/2016/wordml/cid" xmlns:w16="http://schemas.microsoft.com/office/word/2018/wordml" xmlns:w16sdtdh="http://schemas.microsoft.com/office/word/2020/wordml/sdtdatahash" xmlns:w16se="http://schemas.microsoft.com/office/word/2015/wordml/symex" xmlns:wpg="http://schemas.microsoft.com/office/word/2010/wordprocessingGroup" xmlns:wpi="http://schemas.microsoft.com/office/word/2010/wordprocessingInk" xmlns:wne="http://schemas.microsoft.com/office/word/2006/wordml" xmlns:wps="http://schemas.microsoft.com/office/word/2010/wordprocessingShape" mc:Ignorable="w14 w15 w16se w16cid w16 w16cex w16sdtdh wp14">
+<w:footnotes xmlns:wpc="http://schemas.microsoft.com/office/word/2010/wordprocessingCanvas" xmlns:cx="http://schemas.microsoft.com/office/drawing/2014/chartex" xmlns:cx1="http://schemas.microsoft.com/office/drawing/2015/9/8/chartex" xmlns:cx2="http://schemas.microsoft.com/office/drawing/2015/10/21/chartex" xmlns:cx3="http://schemas.microsoft.com/office/drawing/2016/5/9/chartex" xmlns:cx4="http://schemas.microsoft.com/office/drawing/2016/5/10/chartex" xmlns:cx5="http://schemas.microsoft.com/office/drawing/2016/5/11/chartex" xmlns:cx6="http://schemas.microsoft.com/office/drawing/2016/5/12/chartex" xmlns:cx7="http://schemas.microsoft.com/office/drawing/2016/5/13/chartex" xmlns:cx8="http://schemas.microsoft.com/office/drawing/2016/5/14/chartex" xmlns:mc="http://schemas.openxmlformats.org/markup-compatibility/2006" xmlns:aink="http://schemas.microsoft.com/office/drawing/2016/ink" xmlns:am3d="http://schemas.microsoft.com/office/drawing/2017/model3d" xmlns:o="urn:schemas-microsoft-com:office:office" xmlns:r="http://schemas.openxmlformats.org/officeDocument/2006/relationships" xmlns:m="http://schemas.openxmlformats.org/officeDocument/2006/math" xmlns:v="urn:schemas-microsoft-com:vml" xmlns:wp14="http://schemas.microsoft.com/office/word/2010/wordprocessingDrawing" xmlns:wp="http://schemas.openxmlformats.org/drawingml/2006/wordprocessingDrawing" xmlns:w10="urn:schemas-microsoft-com:office:word" xmlns:w="http://schemas.openxmlformats.org/wordprocessingml/2006/main" xmlns:w14="http://schemas.microsoft.com/office/word/2010/wordml" xmlns:w15="http://schemas.microsoft.com/office/word/2012/wordml" xmlns:w16cid="http://schemas.microsoft.com/office/word/2016/wordml/cid" xmlns:w16se="http://schemas.microsoft.com/office/word/2015/wordml/symex" xmlns:wpg="http://schemas.microsoft.com/office/word/2010/wordprocessingGroup" xmlns:wpi="http://schemas.microsoft.com/office/word/2010/wordprocessingInk" xmlns:wne="http://schemas.microsoft.com/office/word/2006/wordml" xmlns:wps="http://schemas.microsoft.com/office/word/2010/wordprocessingShape" mc:Ignorable="w14 w15 w16se w16cid wp14">
   <w:footnote w:type="separator" w:id="-1">
     <w:p>
       <w:r>
@@ -2703,7 +2673,7 @@
 </file>
 
 <file path=word/header1.xml><?xml version="1.0" encoding="utf-8"?>
-<w:hdr xmlns:wpc="http://schemas.microsoft.com/office/word/2010/wordprocessingCanvas" xmlns:cx="http://schemas.microsoft.com/office/drawing/2014/chartex" xmlns:cx1="http://schemas.microsoft.com/office/drawing/2015/9/8/chartex" xmlns:cx2="http://schemas.microsoft.com/office/drawing/2015/10/21/chartex" xmlns:cx3="http://schemas.microsoft.com/office/drawing/2016/5/9/chartex" xmlns:cx4="http://schemas.microsoft.com/office/drawing/2016/5/10/chartex" xmlns:cx5="http://schemas.microsoft.com/office/drawing/2016/5/11/chartex" xmlns:cx6="http://schemas.microsoft.com/office/drawing/2016/5/12/chartex" xmlns:cx7="http://schemas.microsoft.com/office/drawing/2016/5/13/chartex" xmlns:cx8="http://schemas.microsoft.com/office/drawing/2016/5/14/chartex" xmlns:mc="http://schemas.openxmlformats.org/markup-compatibility/2006" xmlns:aink="http://schemas.microsoft.com/office/drawing/2016/ink" xmlns:am3d="http://schemas.microsoft.com/office/drawing/2017/model3d" xmlns:o="urn:schemas-microsoft-com:office:office" xmlns:oel="http://schemas.microsoft.com/office/2019/extlst" xmlns:r="http://schemas.openxmlformats.org/officeDocument/2006/relationships" xmlns:m="http://schemas.openxmlformats.org/officeDocument/2006/math" xmlns:v="urn:schemas-microsoft-com:vml" xmlns:wp14="http://schemas.microsoft.com/office/word/2010/wordprocessingDrawing" xmlns:wp="http://schemas.openxmlformats.org/drawingml/2006/wordprocessingDrawing" xmlns:w10="urn:schemas-microsoft-com:office:word" xmlns:w="http://schemas.openxmlformats.org/wordprocessingml/2006/main" xmlns:w14="http://schemas.microsoft.com/office/word/2010/wordml" xmlns:w15="http://schemas.microsoft.com/office/word/2012/wordml" xmlns:w16cex="http://schemas.microsoft.com/office/word/2018/wordml/cex" xmlns:w16cid="http://schemas.microsoft.com/office/word/2016/wordml/cid" xmlns:w16="http://schemas.microsoft.com/office/word/2018/wordml" xmlns:w16sdtdh="http://schemas.microsoft.com/office/word/2020/wordml/sdtdatahash" xmlns:w16se="http://schemas.microsoft.com/office/word/2015/wordml/symex" xmlns:wpg="http://schemas.microsoft.com/office/word/2010/wordprocessingGroup" xmlns:wpi="http://schemas.microsoft.com/office/word/2010/wordprocessingInk" xmlns:wne="http://schemas.microsoft.com/office/word/2006/wordml" xmlns:wps="http://schemas.microsoft.com/office/word/2010/wordprocessingShape" mc:Ignorable="w14 w15 w16se w16cid w16 w16cex w16sdtdh wp14">
+<w:hdr xmlns:wpc="http://schemas.microsoft.com/office/word/2010/wordprocessingCanvas" xmlns:cx="http://schemas.microsoft.com/office/drawing/2014/chartex" xmlns:cx1="http://schemas.microsoft.com/office/drawing/2015/9/8/chartex" xmlns:cx2="http://schemas.microsoft.com/office/drawing/2015/10/21/chartex" xmlns:cx3="http://schemas.microsoft.com/office/drawing/2016/5/9/chartex" xmlns:cx4="http://schemas.microsoft.com/office/drawing/2016/5/10/chartex" xmlns:cx5="http://schemas.microsoft.com/office/drawing/2016/5/11/chartex" xmlns:cx6="http://schemas.microsoft.com/office/drawing/2016/5/12/chartex" xmlns:cx7="http://schemas.microsoft.com/office/drawing/2016/5/13/chartex" xmlns:cx8="http://schemas.microsoft.com/office/drawing/2016/5/14/chartex" xmlns:mc="http://schemas.openxmlformats.org/markup-compatibility/2006" xmlns:aink="http://schemas.microsoft.com/office/drawing/2016/ink" xmlns:am3d="http://schemas.microsoft.com/office/drawing/2017/model3d" xmlns:o="urn:schemas-microsoft-com:office:office" xmlns:r="http://schemas.openxmlformats.org/officeDocument/2006/relationships" xmlns:m="http://schemas.openxmlformats.org/officeDocument/2006/math" xmlns:v="urn:schemas-microsoft-com:vml" xmlns:wp14="http://schemas.microsoft.com/office/word/2010/wordprocessingDrawing" xmlns:wp="http://schemas.openxmlformats.org/drawingml/2006/wordprocessingDrawing" xmlns:w10="urn:schemas-microsoft-com:office:word" xmlns:w="http://schemas.openxmlformats.org/wordprocessingml/2006/main" xmlns:w14="http://schemas.microsoft.com/office/word/2010/wordml" xmlns:w15="http://schemas.microsoft.com/office/word/2012/wordml" xmlns:w16cid="http://schemas.microsoft.com/office/word/2016/wordml/cid" xmlns:w16se="http://schemas.microsoft.com/office/word/2015/wordml/symex" xmlns:wpg="http://schemas.microsoft.com/office/word/2010/wordprocessingGroup" xmlns:wpi="http://schemas.microsoft.com/office/word/2010/wordprocessingInk" xmlns:wne="http://schemas.microsoft.com/office/word/2006/wordml" xmlns:wps="http://schemas.microsoft.com/office/word/2010/wordprocessingShape" mc:Ignorable="w14 w15 w16se w16cid wp14">
   <w:p>
     <w:pPr>
       <w:pStyle w:val="Encabezado"/>
@@ -2787,7 +2757,7 @@
             </wp:anchor>
           </w:drawing>
         </mc:Choice>
-        <mc:Fallback xmlns:w16sdtfl="http://schemas.microsoft.com/office/word/2024/wordml/sdtformatlock" xmlns:w16du="http://schemas.microsoft.com/office/word/2023/wordml/word16du">
+        <mc:Fallback xmlns:w16du="http://schemas.microsoft.com/office/word/2023/wordml/word16du" xmlns:w16sdtfl="http://schemas.microsoft.com/office/word/2024/wordml/sdtformatlock" xmlns:w16sdtdh="http://schemas.microsoft.com/office/word/2020/wordml/sdtdatahash" xmlns:w16="http://schemas.microsoft.com/office/word/2018/wordml" xmlns:w16cex="http://schemas.microsoft.com/office/word/2018/wordml/cex" xmlns:oel="http://schemas.microsoft.com/office/2019/extlst">
           <w:pict>
             <v:shape w14:anchorId="212C6BBF" id="Freeform 2" o:spid="_x0000_s1026" style="position:absolute;margin-left:348pt;margin-top:-20.5pt;width:152.5pt;height:50pt;z-index:251659264;visibility:visible;mso-wrap-style:square;mso-width-percent:0;mso-height-percent:0;mso-wrap-distance-left:9pt;mso-wrap-distance-top:0;mso-wrap-distance-right:9pt;mso-wrap-distance-bottom:0;mso-position-horizontal:absolute;mso-position-horizontal-relative:text;mso-position-vertical:absolute;mso-position-vertical-relative:text;mso-width-percent:0;mso-height-percent:0;mso-width-relative:margin;mso-height-relative:margin;v-text-anchor:top" coordsize="9718609,3119485" o:gfxdata="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" path="m,l9718608,r,3119485l,3119485,,xe" stroked="f">
               <v:fill r:id="rId2" o:title="" recolor="t" rotate="t" type="frame"/>
@@ -2802,7 +2772,7 @@
 </file>
 
 <file path=word/styles.xml><?xml version="1.0" encoding="utf-8"?>
-<w:styles xmlns:mc="http://schemas.openxmlformats.org/markup-compatibility/2006" xmlns:r="http://schemas.openxmlformats.org/officeDocument/2006/relationships" xmlns:w="http://schemas.openxmlformats.org/wordprocessingml/2006/main" xmlns:w14="http://schemas.microsoft.com/office/word/2010/wordml" xmlns:w15="http://schemas.microsoft.com/office/word/2012/wordml" xmlns:w16cex="http://schemas.microsoft.com/office/word/2018/wordml/cex" xmlns:w16cid="http://schemas.microsoft.com/office/word/2016/wordml/cid" xmlns:w16="http://schemas.microsoft.com/office/word/2018/wordml" xmlns:w16sdtdh="http://schemas.microsoft.com/office/word/2020/wordml/sdtdatahash" xmlns:w16se="http://schemas.microsoft.com/office/word/2015/wordml/symex" mc:Ignorable="w14 w15 w16se w16cid w16 w16cex w16sdtdh">
+<w:styles xmlns:mc="http://schemas.openxmlformats.org/markup-compatibility/2006" xmlns:r="http://schemas.openxmlformats.org/officeDocument/2006/relationships" xmlns:w="http://schemas.openxmlformats.org/wordprocessingml/2006/main" xmlns:w14="http://schemas.microsoft.com/office/word/2010/wordml" xmlns:w15="http://schemas.microsoft.com/office/word/2012/wordml" xmlns:w16cid="http://schemas.microsoft.com/office/word/2016/wordml/cid" xmlns:w16se="http://schemas.microsoft.com/office/word/2015/wordml/symex" mc:Ignorable="w14 w15 w16se w16cid">
   <w:docDefaults>
     <w:rPrDefault>
       <w:rPr>
@@ -2820,7 +2790,7 @@
       </w:pPr>
     </w:pPrDefault>
   </w:docDefaults>
-  <w:latentStyles w:defLockedState="0" w:defUIPriority="99" w:defSemiHidden="0" w:defUnhideWhenUsed="0" w:defQFormat="0" w:count="376">
+  <w:latentStyles w:defLockedState="0" w:defUIPriority="99" w:defSemiHidden="0" w:defUnhideWhenUsed="0" w:defQFormat="0" w:count="375">
     <w:lsdException w:name="Normal" w:uiPriority="0" w:qFormat="1"/>
     <w:lsdException w:name="heading 1" w:uiPriority="9" w:qFormat="1"/>
     <w:lsdException w:name="heading 2" w:semiHidden="1" w:uiPriority="9" w:unhideWhenUsed="1" w:qFormat="1"/>
@@ -3196,7 +3166,6 @@
     <w:lsdException w:name="Smart Hyperlink" w:semiHidden="1" w:unhideWhenUsed="1"/>
     <w:lsdException w:name="Hashtag" w:semiHidden="1" w:unhideWhenUsed="1"/>
     <w:lsdException w:name="Unresolved Mention" w:semiHidden="1" w:unhideWhenUsed="1"/>
-    <w:lsdException w:name="Smart Link" w:semiHidden="1" w:unhideWhenUsed="1"/>
   </w:latentStyles>
   <w:style w:type="paragraph" w:default="1" w:styleId="Normal">
     <w:name w:val="Normal"/>
@@ -3347,6 +3316,17 @@
     <w:rPr>
       <w:rFonts w:ascii="Arial MT" w:eastAsia="Arial MT" w:hAnsi="Arial MT" w:cs="Arial MT"/>
       <w:lang w:val="es-ES"/>
+    </w:rPr>
+  </w:style>
+  <w:style w:type="character" w:styleId="Textoennegrita">
+    <w:name w:val="Strong"/>
+    <w:basedOn w:val="Fuentedeprrafopredeter"/>
+    <w:uiPriority w:val="22"/>
+    <w:qFormat/>
+    <w:rsid w:val="00C24FE6"/>
+    <w:rPr>
+      <w:b/>
+      <w:bCs/>
     </w:rPr>
   </w:style>
 </w:styles>

--- a/webapp/templates/word/Otro_Si_Alimentacion_15_Cyrgo.docx
+++ b/webapp/templates/word/Otro_Si_Alimentacion_15_Cyrgo.docx
@@ -147,6 +147,14 @@
         <w:rPr>
           <w:spacing w:val="-7"/>
         </w:rPr>
+        <w:t xml:space="preserve">No. </w:t>
+      </w:r>
+      <w:bookmarkStart w:id="0" w:name="_GoBack"/>
+      <w:bookmarkEnd w:id="0"/>
+      <w:r>
+        <w:rPr>
+          <w:spacing w:val="-7"/>
+        </w:rPr>
         <w:t xml:space="preserve">[[Cedula]] </w:t>
       </w:r>
       <w:r>
@@ -438,16 +446,8 @@
         <w:rPr>
           <w:rStyle w:val="Textoennegrita"/>
         </w:rPr>
-        <w:t>QUINCE MIL PESOS 00/100 MCTE. ($15.000,00</w:t>
-      </w:r>
-      <w:r>
-        <w:rPr>
-          <w:rStyle w:val="Textoennegrita"/>
-        </w:rPr>
-        <w:t xml:space="preserve">) </w:t>
-      </w:r>
-      <w:bookmarkStart w:id="0" w:name="_GoBack"/>
-      <w:bookmarkEnd w:id="0"/>
+        <w:t xml:space="preserve">QUINCE MIL PESOS 00/100 MCTE. ($15.000,00) </w:t>
+      </w:r>
       <w:r>
         <w:t>por día</w:t>
       </w:r>
@@ -2757,7 +2757,7 @@
             </wp:anchor>
           </w:drawing>
         </mc:Choice>
-        <mc:Fallback xmlns:w16du="http://schemas.microsoft.com/office/word/2023/wordml/word16du" xmlns:w16sdtfl="http://schemas.microsoft.com/office/word/2024/wordml/sdtformatlock" xmlns:w16sdtdh="http://schemas.microsoft.com/office/word/2020/wordml/sdtdatahash" xmlns:w16="http://schemas.microsoft.com/office/word/2018/wordml" xmlns:w16cex="http://schemas.microsoft.com/office/word/2018/wordml/cex" xmlns:oel="http://schemas.microsoft.com/office/2019/extlst">
+        <mc:Fallback xmlns:oel="http://schemas.microsoft.com/office/2019/extlst" xmlns:w16cex="http://schemas.microsoft.com/office/word/2018/wordml/cex" xmlns:w16="http://schemas.microsoft.com/office/word/2018/wordml" xmlns:w16sdtdh="http://schemas.microsoft.com/office/word/2020/wordml/sdtdatahash" xmlns:w16sdtfl="http://schemas.microsoft.com/office/word/2024/wordml/sdtformatlock" xmlns:w16du="http://schemas.microsoft.com/office/word/2023/wordml/word16du">
           <w:pict>
             <v:shape w14:anchorId="212C6BBF" id="Freeform 2" o:spid="_x0000_s1026" style="position:absolute;margin-left:348pt;margin-top:-20.5pt;width:152.5pt;height:50pt;z-index:251659264;visibility:visible;mso-wrap-style:square;mso-width-percent:0;mso-height-percent:0;mso-wrap-distance-left:9pt;mso-wrap-distance-top:0;mso-wrap-distance-right:9pt;mso-wrap-distance-bottom:0;mso-position-horizontal:absolute;mso-position-horizontal-relative:text;mso-position-vertical:absolute;mso-position-vertical-relative:text;mso-width-percent:0;mso-height-percent:0;mso-width-relative:margin;mso-height-relative:margin;v-text-anchor:top" coordsize="9718609,3119485" o:gfxdata="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" path="m,l9718608,r,3119485l,3119485,,xe" stroked="f">
               <v:fill r:id="rId2" o:title="" recolor="t" rotate="t" type="frame"/>

--- a/webapp/templates/word/Otro_Si_Alimentacion_15_Cyrgo.docx
+++ b/webapp/templates/word/Otro_Si_Alimentacion_15_Cyrgo.docx
@@ -1,6 +1,6 @@
 
 <file path=word/document.xml><?xml version="1.0" encoding="utf-8"?>
-<w:document xmlns:wpc="http://schemas.microsoft.com/office/word/2010/wordprocessingCanvas" xmlns:cx="http://schemas.microsoft.com/office/drawing/2014/chartex" xmlns:cx1="http://schemas.microsoft.com/office/drawing/2015/9/8/chartex" xmlns:cx2="http://schemas.microsoft.com/office/drawing/2015/10/21/chartex" xmlns:cx3="http://schemas.microsoft.com/office/drawing/2016/5/9/chartex" xmlns:cx4="http://schemas.microsoft.com/office/drawing/2016/5/10/chartex" xmlns:cx5="http://schemas.microsoft.com/office/drawing/2016/5/11/chartex" xmlns:cx6="http://schemas.microsoft.com/office/drawing/2016/5/12/chartex" xmlns:cx7="http://schemas.microsoft.com/office/drawing/2016/5/13/chartex" xmlns:cx8="http://schemas.microsoft.com/office/drawing/2016/5/14/chartex" xmlns:mc="http://schemas.openxmlformats.org/markup-compatibility/2006" xmlns:aink="http://schemas.microsoft.com/office/drawing/2016/ink" xmlns:am3d="http://schemas.microsoft.com/office/drawing/2017/model3d" xmlns:o="urn:schemas-microsoft-com:office:office" xmlns:r="http://schemas.openxmlformats.org/officeDocument/2006/relationships" xmlns:m="http://schemas.openxmlformats.org/officeDocument/2006/math" xmlns:v="urn:schemas-microsoft-com:vml" xmlns:wp14="http://schemas.microsoft.com/office/word/2010/wordprocessingDrawing" xmlns:wp="http://schemas.openxmlformats.org/drawingml/2006/wordprocessingDrawing" xmlns:w10="urn:schemas-microsoft-com:office:word" xmlns:w="http://schemas.openxmlformats.org/wordprocessingml/2006/main" xmlns:w14="http://schemas.microsoft.com/office/word/2010/wordml" xmlns:w15="http://schemas.microsoft.com/office/word/2012/wordml" xmlns:w16cid="http://schemas.microsoft.com/office/word/2016/wordml/cid" xmlns:w16se="http://schemas.microsoft.com/office/word/2015/wordml/symex" xmlns:wpg="http://schemas.microsoft.com/office/word/2010/wordprocessingGroup" xmlns:wpi="http://schemas.microsoft.com/office/word/2010/wordprocessingInk" xmlns:wne="http://schemas.microsoft.com/office/word/2006/wordml" xmlns:wps="http://schemas.microsoft.com/office/word/2010/wordprocessingShape" mc:Ignorable="w14 w15 w16se w16cid wp14">
+<w:document xmlns:wpc="http://schemas.microsoft.com/office/word/2010/wordprocessingCanvas" xmlns:cx="http://schemas.microsoft.com/office/drawing/2014/chartex" xmlns:cx1="http://schemas.microsoft.com/office/drawing/2015/9/8/chartex" xmlns:cx2="http://schemas.microsoft.com/office/drawing/2015/10/21/chartex" xmlns:cx3="http://schemas.microsoft.com/office/drawing/2016/5/9/chartex" xmlns:cx4="http://schemas.microsoft.com/office/drawing/2016/5/10/chartex" xmlns:cx5="http://schemas.microsoft.com/office/drawing/2016/5/11/chartex" xmlns:cx6="http://schemas.microsoft.com/office/drawing/2016/5/12/chartex" xmlns:cx7="http://schemas.microsoft.com/office/drawing/2016/5/13/chartex" xmlns:cx8="http://schemas.microsoft.com/office/drawing/2016/5/14/chartex" xmlns:mc="http://schemas.openxmlformats.org/markup-compatibility/2006" xmlns:aink="http://schemas.microsoft.com/office/drawing/2016/ink" xmlns:am3d="http://schemas.microsoft.com/office/drawing/2017/model3d" xmlns:o="urn:schemas-microsoft-com:office:office" xmlns:r="http://schemas.openxmlformats.org/officeDocument/2006/relationships" xmlns:m="http://schemas.openxmlformats.org/officeDocument/2006/math" xmlns:v="urn:schemas-microsoft-com:vml" xmlns:wp14="http://schemas.microsoft.com/office/word/2010/wordprocessingDrawing" xmlns:wp="http://schemas.openxmlformats.org/drawingml/2006/wordprocessingDrawing" xmlns:w10="urn:schemas-microsoft-com:office:word" xmlns:w="http://schemas.openxmlformats.org/wordprocessingml/2006/main" xmlns:w14="http://schemas.microsoft.com/office/word/2010/wordml" xmlns:w15="http://schemas.microsoft.com/office/word/2012/wordml" xmlns:w16cex="http://schemas.microsoft.com/office/word/2018/wordml/cex" xmlns:w16cid="http://schemas.microsoft.com/office/word/2016/wordml/cid" xmlns:w16="http://schemas.microsoft.com/office/word/2018/wordml" xmlns:w16sdtdh="http://schemas.microsoft.com/office/word/2020/wordml/sdtdatahash" xmlns:w16se="http://schemas.microsoft.com/office/word/2015/wordml/symex" xmlns:wpg="http://schemas.microsoft.com/office/word/2010/wordprocessingGroup" xmlns:wpi="http://schemas.microsoft.com/office/word/2010/wordprocessingInk" xmlns:wne="http://schemas.microsoft.com/office/word/2006/wordml" xmlns:wps="http://schemas.microsoft.com/office/word/2010/wordprocessingShape" mc:Ignorable="w14 w15 w16se w16cid w16 w16cex w16sdtdh wp14">
   <w:body>
     <w:p>
       <w:pPr>
@@ -114,7 +114,21 @@
         <w:rPr>
           <w:spacing w:val="-7"/>
         </w:rPr>
-        <w:t xml:space="preserve"> [[Nombre]] </w:t>
+        <w:t xml:space="preserve"> </w:t>
+      </w:r>
+      <w:r>
+        <w:rPr>
+          <w:b/>
+          <w:bCs/>
+          <w:spacing w:val="-7"/>
+        </w:rPr>
+        <w:t>[[Nombre]]</w:t>
+      </w:r>
+      <w:r>
+        <w:rPr>
+          <w:spacing w:val="-7"/>
+        </w:rPr>
+        <w:t xml:space="preserve"> </w:t>
       </w:r>
       <w:r>
         <w:t>identificado</w:t>
@@ -145,17 +159,25 @@
       </w:r>
       <w:r>
         <w:rPr>
+          <w:b/>
+          <w:bCs/>
           <w:spacing w:val="-7"/>
         </w:rPr>
         <w:t xml:space="preserve">No. </w:t>
       </w:r>
-      <w:bookmarkStart w:id="0" w:name="_GoBack"/>
-      <w:bookmarkEnd w:id="0"/>
-      <w:r>
-        <w:rPr>
+      <w:r>
+        <w:rPr>
+          <w:b/>
+          <w:bCs/>
           <w:spacing w:val="-7"/>
         </w:rPr>
-        <w:t xml:space="preserve">[[Cedula]] </w:t>
+        <w:t>[[Cedula]]</w:t>
+      </w:r>
+      <w:r>
+        <w:rPr>
+          <w:spacing w:val="-7"/>
+        </w:rPr>
+        <w:t xml:space="preserve"> </w:t>
       </w:r>
       <w:r>
         <w:t>aparece</w:t>
@@ -202,7 +224,10 @@
       </w:r>
       <w:proofErr w:type="gramEnd"/>
       <w:r>
-        <w:t xml:space="preserve"> firma y quien actúa en su propio nombre y por la otra, </w:t>
+        <w:t xml:space="preserve"> </w:t>
+      </w:r>
+      <w:r>
+        <w:t xml:space="preserve">firma y quien actúa en su propio nombre y por la otra, </w:t>
       </w:r>
       <w:r>
         <w:rPr>
@@ -1337,8 +1362,6 @@
       <w:r>
         <w:rPr>
           <w:rFonts w:eastAsia="Calibri" w:cs="Calibri"/>
-          <w:b/>
-          <w:bCs/>
         </w:rPr>
         <w:t>[[</w:t>
       </w:r>
@@ -1346,8 +1369,6 @@
       <w:r>
         <w:rPr>
           <w:rFonts w:eastAsia="Calibri" w:cs="Calibri"/>
-          <w:b/>
-          <w:bCs/>
         </w:rPr>
         <w:t>CiudadFirma</w:t>
       </w:r>
@@ -1355,48 +1376,22 @@
       <w:r>
         <w:rPr>
           <w:rFonts w:eastAsia="Calibri" w:cs="Calibri"/>
-          <w:b/>
-          <w:bCs/>
-        </w:rPr>
-        <w:t>]]</w:t>
-      </w:r>
+        </w:rPr>
+        <w:t>]] a los [[</w:t>
+      </w:r>
+      <w:proofErr w:type="spellStart"/>
       <w:r>
         <w:rPr>
           <w:rFonts w:eastAsia="Calibri" w:cs="Calibri"/>
         </w:rPr>
-        <w:t xml:space="preserve"> a los </w:t>
-      </w:r>
+        <w:t>FechaLarga</w:t>
+      </w:r>
+      <w:proofErr w:type="spellEnd"/>
       <w:r>
         <w:rPr>
           <w:rFonts w:eastAsia="Calibri" w:cs="Calibri"/>
-          <w:b/>
-          <w:bCs/>
-        </w:rPr>
-        <w:t>[[</w:t>
-      </w:r>
-      <w:proofErr w:type="spellStart"/>
-      <w:r>
-        <w:rPr>
-          <w:rFonts w:eastAsia="Calibri" w:cs="Calibri"/>
-          <w:b/>
-          <w:bCs/>
-        </w:rPr>
-        <w:t>FechaLarga</w:t>
-      </w:r>
-      <w:proofErr w:type="spellEnd"/>
-      <w:r>
-        <w:rPr>
-          <w:rFonts w:eastAsia="Calibri" w:cs="Calibri"/>
-          <w:b/>
-          <w:bCs/>
-        </w:rPr>
-        <w:t>]]</w:t>
-      </w:r>
-      <w:r>
-        <w:rPr>
-          <w:rFonts w:eastAsia="Calibri" w:cs="Calibri"/>
-        </w:rPr>
-        <w:t>.</w:t>
+        </w:rPr>
+        <w:t>]].</w:t>
       </w:r>
     </w:p>
     <w:p>
@@ -2635,7 +2630,7 @@
 </file>
 
 <file path=word/endnotes.xml><?xml version="1.0" encoding="utf-8"?>
-<w:endnotes xmlns:wpc="http://schemas.microsoft.com/office/word/2010/wordprocessingCanvas" xmlns:cx="http://schemas.microsoft.com/office/drawing/2014/chartex" xmlns:cx1="http://schemas.microsoft.com/office/drawing/2015/9/8/chartex" xmlns:cx2="http://schemas.microsoft.com/office/drawing/2015/10/21/chartex" xmlns:cx3="http://schemas.microsoft.com/office/drawing/2016/5/9/chartex" xmlns:cx4="http://schemas.microsoft.com/office/drawing/2016/5/10/chartex" xmlns:cx5="http://schemas.microsoft.com/office/drawing/2016/5/11/chartex" xmlns:cx6="http://schemas.microsoft.com/office/drawing/2016/5/12/chartex" xmlns:cx7="http://schemas.microsoft.com/office/drawing/2016/5/13/chartex" xmlns:cx8="http://schemas.microsoft.com/office/drawing/2016/5/14/chartex" xmlns:mc="http://schemas.openxmlformats.org/markup-compatibility/2006" xmlns:aink="http://schemas.microsoft.com/office/drawing/2016/ink" xmlns:am3d="http://schemas.microsoft.com/office/drawing/2017/model3d" xmlns:o="urn:schemas-microsoft-com:office:office" xmlns:r="http://schemas.openxmlformats.org/officeDocument/2006/relationships" xmlns:m="http://schemas.openxmlformats.org/officeDocument/2006/math" xmlns:v="urn:schemas-microsoft-com:vml" xmlns:wp14="http://schemas.microsoft.com/office/word/2010/wordprocessingDrawing" xmlns:wp="http://schemas.openxmlformats.org/drawingml/2006/wordprocessingDrawing" xmlns:w10="urn:schemas-microsoft-com:office:word" xmlns:w="http://schemas.openxmlformats.org/wordprocessingml/2006/main" xmlns:w14="http://schemas.microsoft.com/office/word/2010/wordml" xmlns:w15="http://schemas.microsoft.com/office/word/2012/wordml" xmlns:w16cid="http://schemas.microsoft.com/office/word/2016/wordml/cid" xmlns:w16se="http://schemas.microsoft.com/office/word/2015/wordml/symex" xmlns:wpg="http://schemas.microsoft.com/office/word/2010/wordprocessingGroup" xmlns:wpi="http://schemas.microsoft.com/office/word/2010/wordprocessingInk" xmlns:wne="http://schemas.microsoft.com/office/word/2006/wordml" xmlns:wps="http://schemas.microsoft.com/office/word/2010/wordprocessingShape" mc:Ignorable="w14 w15 w16se w16cid wp14">
+<w:endnotes xmlns:wpc="http://schemas.microsoft.com/office/word/2010/wordprocessingCanvas" xmlns:cx="http://schemas.microsoft.com/office/drawing/2014/chartex" xmlns:cx1="http://schemas.microsoft.com/office/drawing/2015/9/8/chartex" xmlns:cx2="http://schemas.microsoft.com/office/drawing/2015/10/21/chartex" xmlns:cx3="http://schemas.microsoft.com/office/drawing/2016/5/9/chartex" xmlns:cx4="http://schemas.microsoft.com/office/drawing/2016/5/10/chartex" xmlns:cx5="http://schemas.microsoft.com/office/drawing/2016/5/11/chartex" xmlns:cx6="http://schemas.microsoft.com/office/drawing/2016/5/12/chartex" xmlns:cx7="http://schemas.microsoft.com/office/drawing/2016/5/13/chartex" xmlns:cx8="http://schemas.microsoft.com/office/drawing/2016/5/14/chartex" xmlns:mc="http://schemas.openxmlformats.org/markup-compatibility/2006" xmlns:aink="http://schemas.microsoft.com/office/drawing/2016/ink" xmlns:am3d="http://schemas.microsoft.com/office/drawing/2017/model3d" xmlns:o="urn:schemas-microsoft-com:office:office" xmlns:r="http://schemas.openxmlformats.org/officeDocument/2006/relationships" xmlns:m="http://schemas.openxmlformats.org/officeDocument/2006/math" xmlns:v="urn:schemas-microsoft-com:vml" xmlns:wp14="http://schemas.microsoft.com/office/word/2010/wordprocessingDrawing" xmlns:wp="http://schemas.openxmlformats.org/drawingml/2006/wordprocessingDrawing" xmlns:w10="urn:schemas-microsoft-com:office:word" xmlns:w="http://schemas.openxmlformats.org/wordprocessingml/2006/main" xmlns:w14="http://schemas.microsoft.com/office/word/2010/wordml" xmlns:w15="http://schemas.microsoft.com/office/word/2012/wordml" xmlns:w16cex="http://schemas.microsoft.com/office/word/2018/wordml/cex" xmlns:w16cid="http://schemas.microsoft.com/office/word/2016/wordml/cid" xmlns:w16="http://schemas.microsoft.com/office/word/2018/wordml" xmlns:w16sdtdh="http://schemas.microsoft.com/office/word/2020/wordml/sdtdatahash" xmlns:w16se="http://schemas.microsoft.com/office/word/2015/wordml/symex" xmlns:wpg="http://schemas.microsoft.com/office/word/2010/wordprocessingGroup" xmlns:wpi="http://schemas.microsoft.com/office/word/2010/wordprocessingInk" xmlns:wne="http://schemas.microsoft.com/office/word/2006/wordml" xmlns:wps="http://schemas.microsoft.com/office/word/2010/wordprocessingShape" mc:Ignorable="w14 w15 w16se w16cid w16 w16cex w16sdtdh wp14">
   <w:endnote w:type="separator" w:id="-1">
     <w:p>
       <w:r>
@@ -2654,7 +2649,7 @@
 </file>
 
 <file path=word/footnotes.xml><?xml version="1.0" encoding="utf-8"?>
-<w:footnotes xmlns:wpc="http://schemas.microsoft.com/office/word/2010/wordprocessingCanvas" xmlns:cx="http://schemas.microsoft.com/office/drawing/2014/chartex" xmlns:cx1="http://schemas.microsoft.com/office/drawing/2015/9/8/chartex" xmlns:cx2="http://schemas.microsoft.com/office/drawing/2015/10/21/chartex" xmlns:cx3="http://schemas.microsoft.com/office/drawing/2016/5/9/chartex" xmlns:cx4="http://schemas.microsoft.com/office/drawing/2016/5/10/chartex" xmlns:cx5="http://schemas.microsoft.com/office/drawing/2016/5/11/chartex" xmlns:cx6="http://schemas.microsoft.com/office/drawing/2016/5/12/chartex" xmlns:cx7="http://schemas.microsoft.com/office/drawing/2016/5/13/chartex" xmlns:cx8="http://schemas.microsoft.com/office/drawing/2016/5/14/chartex" xmlns:mc="http://schemas.openxmlformats.org/markup-compatibility/2006" xmlns:aink="http://schemas.microsoft.com/office/drawing/2016/ink" xmlns:am3d="http://schemas.microsoft.com/office/drawing/2017/model3d" xmlns:o="urn:schemas-microsoft-com:office:office" xmlns:r="http://schemas.openxmlformats.org/officeDocument/2006/relationships" xmlns:m="http://schemas.openxmlformats.org/officeDocument/2006/math" xmlns:v="urn:schemas-microsoft-com:vml" xmlns:wp14="http://schemas.microsoft.com/office/word/2010/wordprocessingDrawing" xmlns:wp="http://schemas.openxmlformats.org/drawingml/2006/wordprocessingDrawing" xmlns:w10="urn:schemas-microsoft-com:office:word" xmlns:w="http://schemas.openxmlformats.org/wordprocessingml/2006/main" xmlns:w14="http://schemas.microsoft.com/office/word/2010/wordml" xmlns:w15="http://schemas.microsoft.com/office/word/2012/wordml" xmlns:w16cid="http://schemas.microsoft.com/office/word/2016/wordml/cid" xmlns:w16se="http://schemas.microsoft.com/office/word/2015/wordml/symex" xmlns:wpg="http://schemas.microsoft.com/office/word/2010/wordprocessingGroup" xmlns:wpi="http://schemas.microsoft.com/office/word/2010/wordprocessingInk" xmlns:wne="http://schemas.microsoft.com/office/word/2006/wordml" xmlns:wps="http://schemas.microsoft.com/office/word/2010/wordprocessingShape" mc:Ignorable="w14 w15 w16se w16cid wp14">
+<w:footnotes xmlns:wpc="http://schemas.microsoft.com/office/word/2010/wordprocessingCanvas" xmlns:cx="http://schemas.microsoft.com/office/drawing/2014/chartex" xmlns:cx1="http://schemas.microsoft.com/office/drawing/2015/9/8/chartex" xmlns:cx2="http://schemas.microsoft.com/office/drawing/2015/10/21/chartex" xmlns:cx3="http://schemas.microsoft.com/office/drawing/2016/5/9/chartex" xmlns:cx4="http://schemas.microsoft.com/office/drawing/2016/5/10/chartex" xmlns:cx5="http://schemas.microsoft.com/office/drawing/2016/5/11/chartex" xmlns:cx6="http://schemas.microsoft.com/office/drawing/2016/5/12/chartex" xmlns:cx7="http://schemas.microsoft.com/office/drawing/2016/5/13/chartex" xmlns:cx8="http://schemas.microsoft.com/office/drawing/2016/5/14/chartex" xmlns:mc="http://schemas.openxmlformats.org/markup-compatibility/2006" xmlns:aink="http://schemas.microsoft.com/office/drawing/2016/ink" xmlns:am3d="http://schemas.microsoft.com/office/drawing/2017/model3d" xmlns:o="urn:schemas-microsoft-com:office:office" xmlns:r="http://schemas.openxmlformats.org/officeDocument/2006/relationships" xmlns:m="http://schemas.openxmlformats.org/officeDocument/2006/math" xmlns:v="urn:schemas-microsoft-com:vml" xmlns:wp14="http://schemas.microsoft.com/office/word/2010/wordprocessingDrawing" xmlns:wp="http://schemas.openxmlformats.org/drawingml/2006/wordprocessingDrawing" xmlns:w10="urn:schemas-microsoft-com:office:word" xmlns:w="http://schemas.openxmlformats.org/wordprocessingml/2006/main" xmlns:w14="http://schemas.microsoft.com/office/word/2010/wordml" xmlns:w15="http://schemas.microsoft.com/office/word/2012/wordml" xmlns:w16cex="http://schemas.microsoft.com/office/word/2018/wordml/cex" xmlns:w16cid="http://schemas.microsoft.com/office/word/2016/wordml/cid" xmlns:w16="http://schemas.microsoft.com/office/word/2018/wordml" xmlns:w16sdtdh="http://schemas.microsoft.com/office/word/2020/wordml/sdtdatahash" xmlns:w16se="http://schemas.microsoft.com/office/word/2015/wordml/symex" xmlns:wpg="http://schemas.microsoft.com/office/word/2010/wordprocessingGroup" xmlns:wpi="http://schemas.microsoft.com/office/word/2010/wordprocessingInk" xmlns:wne="http://schemas.microsoft.com/office/word/2006/wordml" xmlns:wps="http://schemas.microsoft.com/office/word/2010/wordprocessingShape" mc:Ignorable="w14 w15 w16se w16cid w16 w16cex w16sdtdh wp14">
   <w:footnote w:type="separator" w:id="-1">
     <w:p>
       <w:r>
@@ -2673,7 +2668,7 @@
 </file>
 
 <file path=word/header1.xml><?xml version="1.0" encoding="utf-8"?>
-<w:hdr xmlns:wpc="http://schemas.microsoft.com/office/word/2010/wordprocessingCanvas" xmlns:cx="http://schemas.microsoft.com/office/drawing/2014/chartex" xmlns:cx1="http://schemas.microsoft.com/office/drawing/2015/9/8/chartex" xmlns:cx2="http://schemas.microsoft.com/office/drawing/2015/10/21/chartex" xmlns:cx3="http://schemas.microsoft.com/office/drawing/2016/5/9/chartex" xmlns:cx4="http://schemas.microsoft.com/office/drawing/2016/5/10/chartex" xmlns:cx5="http://schemas.microsoft.com/office/drawing/2016/5/11/chartex" xmlns:cx6="http://schemas.microsoft.com/office/drawing/2016/5/12/chartex" xmlns:cx7="http://schemas.microsoft.com/office/drawing/2016/5/13/chartex" xmlns:cx8="http://schemas.microsoft.com/office/drawing/2016/5/14/chartex" xmlns:mc="http://schemas.openxmlformats.org/markup-compatibility/2006" xmlns:aink="http://schemas.microsoft.com/office/drawing/2016/ink" xmlns:am3d="http://schemas.microsoft.com/office/drawing/2017/model3d" xmlns:o="urn:schemas-microsoft-com:office:office" xmlns:r="http://schemas.openxmlformats.org/officeDocument/2006/relationships" xmlns:m="http://schemas.openxmlformats.org/officeDocument/2006/math" xmlns:v="urn:schemas-microsoft-com:vml" xmlns:wp14="http://schemas.microsoft.com/office/word/2010/wordprocessingDrawing" xmlns:wp="http://schemas.openxmlformats.org/drawingml/2006/wordprocessingDrawing" xmlns:w10="urn:schemas-microsoft-com:office:word" xmlns:w="http://schemas.openxmlformats.org/wordprocessingml/2006/main" xmlns:w14="http://schemas.microsoft.com/office/word/2010/wordml" xmlns:w15="http://schemas.microsoft.com/office/word/2012/wordml" xmlns:w16cid="http://schemas.microsoft.com/office/word/2016/wordml/cid" xmlns:w16se="http://schemas.microsoft.com/office/word/2015/wordml/symex" xmlns:wpg="http://schemas.microsoft.com/office/word/2010/wordprocessingGroup" xmlns:wpi="http://schemas.microsoft.com/office/word/2010/wordprocessingInk" xmlns:wne="http://schemas.microsoft.com/office/word/2006/wordml" xmlns:wps="http://schemas.microsoft.com/office/word/2010/wordprocessingShape" mc:Ignorable="w14 w15 w16se w16cid wp14">
+<w:hdr xmlns:wpc="http://schemas.microsoft.com/office/word/2010/wordprocessingCanvas" xmlns:cx="http://schemas.microsoft.com/office/drawing/2014/chartex" xmlns:cx1="http://schemas.microsoft.com/office/drawing/2015/9/8/chartex" xmlns:cx2="http://schemas.microsoft.com/office/drawing/2015/10/21/chartex" xmlns:cx3="http://schemas.microsoft.com/office/drawing/2016/5/9/chartex" xmlns:cx4="http://schemas.microsoft.com/office/drawing/2016/5/10/chartex" xmlns:cx5="http://schemas.microsoft.com/office/drawing/2016/5/11/chartex" xmlns:cx6="http://schemas.microsoft.com/office/drawing/2016/5/12/chartex" xmlns:cx7="http://schemas.microsoft.com/office/drawing/2016/5/13/chartex" xmlns:cx8="http://schemas.microsoft.com/office/drawing/2016/5/14/chartex" xmlns:mc="http://schemas.openxmlformats.org/markup-compatibility/2006" xmlns:aink="http://schemas.microsoft.com/office/drawing/2016/ink" xmlns:am3d="http://schemas.microsoft.com/office/drawing/2017/model3d" xmlns:o="urn:schemas-microsoft-com:office:office" xmlns:r="http://schemas.openxmlformats.org/officeDocument/2006/relationships" xmlns:m="http://schemas.openxmlformats.org/officeDocument/2006/math" xmlns:v="urn:schemas-microsoft-com:vml" xmlns:wp14="http://schemas.microsoft.com/office/word/2010/wordprocessingDrawing" xmlns:wp="http://schemas.openxmlformats.org/drawingml/2006/wordprocessingDrawing" xmlns:w10="urn:schemas-microsoft-com:office:word" xmlns:w="http://schemas.openxmlformats.org/wordprocessingml/2006/main" xmlns:w14="http://schemas.microsoft.com/office/word/2010/wordml" xmlns:w15="http://schemas.microsoft.com/office/word/2012/wordml" xmlns:w16cex="http://schemas.microsoft.com/office/word/2018/wordml/cex" xmlns:w16cid="http://schemas.microsoft.com/office/word/2016/wordml/cid" xmlns:w16="http://schemas.microsoft.com/office/word/2018/wordml" xmlns:w16sdtdh="http://schemas.microsoft.com/office/word/2020/wordml/sdtdatahash" xmlns:w16se="http://schemas.microsoft.com/office/word/2015/wordml/symex" xmlns:wpg="http://schemas.microsoft.com/office/word/2010/wordprocessingGroup" xmlns:wpi="http://schemas.microsoft.com/office/word/2010/wordprocessingInk" xmlns:wne="http://schemas.microsoft.com/office/word/2006/wordml" xmlns:wps="http://schemas.microsoft.com/office/word/2010/wordprocessingShape" mc:Ignorable="w14 w15 w16se w16cid w16 w16cex w16sdtdh wp14">
   <w:p>
     <w:pPr>
       <w:pStyle w:val="Encabezado"/>
@@ -2757,7 +2752,7 @@
             </wp:anchor>
           </w:drawing>
         </mc:Choice>
-        <mc:Fallback xmlns:oel="http://schemas.microsoft.com/office/2019/extlst" xmlns:w16cex="http://schemas.microsoft.com/office/word/2018/wordml/cex" xmlns:w16="http://schemas.microsoft.com/office/word/2018/wordml" xmlns:w16sdtdh="http://schemas.microsoft.com/office/word/2020/wordml/sdtdatahash" xmlns:w16sdtfl="http://schemas.microsoft.com/office/word/2024/wordml/sdtformatlock" xmlns:w16du="http://schemas.microsoft.com/office/word/2023/wordml/word16du">
+        <mc:Fallback xmlns:w16du="http://schemas.microsoft.com/office/word/2023/wordml/word16du" xmlns:w16sdtfl="http://schemas.microsoft.com/office/word/2024/wordml/sdtformatlock" xmlns:oel="http://schemas.microsoft.com/office/2019/extlst">
           <w:pict>
             <v:shape w14:anchorId="212C6BBF" id="Freeform 2" o:spid="_x0000_s1026" style="position:absolute;margin-left:348pt;margin-top:-20.5pt;width:152.5pt;height:50pt;z-index:251659264;visibility:visible;mso-wrap-style:square;mso-width-percent:0;mso-height-percent:0;mso-wrap-distance-left:9pt;mso-wrap-distance-top:0;mso-wrap-distance-right:9pt;mso-wrap-distance-bottom:0;mso-position-horizontal:absolute;mso-position-horizontal-relative:text;mso-position-vertical:absolute;mso-position-vertical-relative:text;mso-width-percent:0;mso-height-percent:0;mso-width-relative:margin;mso-height-relative:margin;v-text-anchor:top" coordsize="9718609,3119485" o:gfxdata="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" path="m,l9718608,r,3119485l,3119485,,xe" stroked="f">
               <v:fill r:id="rId2" o:title="" recolor="t" rotate="t" type="frame"/>
@@ -2772,7 +2767,7 @@
 </file>
 
 <file path=word/styles.xml><?xml version="1.0" encoding="utf-8"?>
-<w:styles xmlns:mc="http://schemas.openxmlformats.org/markup-compatibility/2006" xmlns:r="http://schemas.openxmlformats.org/officeDocument/2006/relationships" xmlns:w="http://schemas.openxmlformats.org/wordprocessingml/2006/main" xmlns:w14="http://schemas.microsoft.com/office/word/2010/wordml" xmlns:w15="http://schemas.microsoft.com/office/word/2012/wordml" xmlns:w16cid="http://schemas.microsoft.com/office/word/2016/wordml/cid" xmlns:w16se="http://schemas.microsoft.com/office/word/2015/wordml/symex" mc:Ignorable="w14 w15 w16se w16cid">
+<w:styles xmlns:mc="http://schemas.openxmlformats.org/markup-compatibility/2006" xmlns:r="http://schemas.openxmlformats.org/officeDocument/2006/relationships" xmlns:w="http://schemas.openxmlformats.org/wordprocessingml/2006/main" xmlns:w14="http://schemas.microsoft.com/office/word/2010/wordml" xmlns:w15="http://schemas.microsoft.com/office/word/2012/wordml" xmlns:w16cex="http://schemas.microsoft.com/office/word/2018/wordml/cex" xmlns:w16cid="http://schemas.microsoft.com/office/word/2016/wordml/cid" xmlns:w16="http://schemas.microsoft.com/office/word/2018/wordml" xmlns:w16sdtdh="http://schemas.microsoft.com/office/word/2020/wordml/sdtdatahash" xmlns:w16se="http://schemas.microsoft.com/office/word/2015/wordml/symex" mc:Ignorable="w14 w15 w16se w16cid w16 w16cex w16sdtdh">
   <w:docDefaults>
     <w:rPrDefault>
       <w:rPr>
@@ -2790,7 +2785,7 @@
       </w:pPr>
     </w:pPrDefault>
   </w:docDefaults>
-  <w:latentStyles w:defLockedState="0" w:defUIPriority="99" w:defSemiHidden="0" w:defUnhideWhenUsed="0" w:defQFormat="0" w:count="375">
+  <w:latentStyles w:defLockedState="0" w:defUIPriority="99" w:defSemiHidden="0" w:defUnhideWhenUsed="0" w:defQFormat="0" w:count="376">
     <w:lsdException w:name="Normal" w:uiPriority="0" w:qFormat="1"/>
     <w:lsdException w:name="heading 1" w:uiPriority="9" w:qFormat="1"/>
     <w:lsdException w:name="heading 2" w:semiHidden="1" w:uiPriority="9" w:unhideWhenUsed="1" w:qFormat="1"/>
@@ -2896,7 +2891,6 @@
     <w:lsdException w:name="HTML Sample" w:semiHidden="1" w:unhideWhenUsed="1"/>
     <w:lsdException w:name="HTML Typewriter" w:semiHidden="1" w:unhideWhenUsed="1"/>
     <w:lsdException w:name="HTML Variable" w:semiHidden="1" w:unhideWhenUsed="1"/>
-    <w:lsdException w:name="Normal Table" w:semiHidden="1" w:unhideWhenUsed="1"/>
     <w:lsdException w:name="annotation subject" w:semiHidden="1" w:unhideWhenUsed="1"/>
     <w:lsdException w:name="No List" w:semiHidden="1" w:unhideWhenUsed="1"/>
     <w:lsdException w:name="Outline List 1" w:semiHidden="1" w:unhideWhenUsed="1"/>
@@ -2943,10 +2937,8 @@
     <w:lsdException w:name="Table Subtle 2" w:semiHidden="1" w:unhideWhenUsed="1"/>
     <w:lsdException w:name="Table Web 1" w:semiHidden="1" w:unhideWhenUsed="1"/>
     <w:lsdException w:name="Table Web 2" w:semiHidden="1" w:unhideWhenUsed="1"/>
-    <w:lsdException w:name="Table Web 3" w:semiHidden="1" w:unhideWhenUsed="1"/>
     <w:lsdException w:name="Balloon Text" w:semiHidden="1" w:unhideWhenUsed="1"/>
     <w:lsdException w:name="Table Grid" w:uiPriority="39"/>
-    <w:lsdException w:name="Table Theme" w:semiHidden="1" w:unhideWhenUsed="1"/>
     <w:lsdException w:name="Placeholder Text" w:semiHidden="1"/>
     <w:lsdException w:name="No Spacing" w:uiPriority="1" w:qFormat="1"/>
     <w:lsdException w:name="Light Shading" w:uiPriority="60"/>
@@ -3166,6 +3158,7 @@
     <w:lsdException w:name="Smart Hyperlink" w:semiHidden="1" w:unhideWhenUsed="1"/>
     <w:lsdException w:name="Hashtag" w:semiHidden="1" w:unhideWhenUsed="1"/>
     <w:lsdException w:name="Unresolved Mention" w:semiHidden="1" w:unhideWhenUsed="1"/>
+    <w:lsdException w:name="Smart Link" w:semiHidden="1" w:unhideWhenUsed="1"/>
   </w:latentStyles>
   <w:style w:type="paragraph" w:default="1" w:styleId="Normal">
     <w:name w:val="Normal"/>

--- a/webapp/templates/word/Otro_Si_Alimentacion_15_Cyrgo.docx
+++ b/webapp/templates/word/Otro_Si_Alimentacion_15_Cyrgo.docx
@@ -5,6 +5,7 @@
     <w:p>
       <w:pPr>
         <w:pStyle w:val="Ttulo"/>
+        <w:jc w:val="both"/>
       </w:pPr>
     </w:p>
     <w:p>
@@ -45,6 +46,7 @@
     <w:p>
       <w:pPr>
         <w:pStyle w:val="Textoindependiente"/>
+        <w:jc w:val="both"/>
         <w:rPr>
           <w:rFonts w:ascii="Arial"/>
           <w:b/>
@@ -56,6 +58,7 @@
       <w:pPr>
         <w:pStyle w:val="Textoindependiente"/>
         <w:spacing w:before="9"/>
+        <w:jc w:val="both"/>
         <w:rPr>
           <w:rFonts w:ascii="Arial"/>
           <w:b/>
@@ -69,50 +72,70 @@
         <w:spacing w:line="249" w:lineRule="auto"/>
         <w:ind w:left="548" w:right="117"/>
         <w:jc w:val="both"/>
+        <w:rPr>
+          <w:sz w:val="22"/>
+          <w:szCs w:val="22"/>
+        </w:rPr>
       </w:pPr>
       <w:r>
-        <w:t>En</w:t>
-      </w:r>
-      <w:r>
-        <w:t xml:space="preserve"> [[</w:t>
+        <w:rPr>
+          <w:sz w:val="22"/>
+          <w:szCs w:val="22"/>
+        </w:rPr>
+        <w:t>En [[</w:t>
       </w:r>
       <w:proofErr w:type="spellStart"/>
       <w:r>
+        <w:rPr>
+          <w:sz w:val="22"/>
+          <w:szCs w:val="22"/>
+        </w:rPr>
         <w:t>CiudadFirma</w:t>
       </w:r>
       <w:proofErr w:type="spellEnd"/>
       <w:r>
-        <w:t>]]</w:t>
-      </w:r>
-      <w:r>
-        <w:t>, a los</w:t>
-      </w:r>
-      <w:r>
-        <w:t xml:space="preserve"> [[</w:t>
+        <w:rPr>
+          <w:sz w:val="22"/>
+          <w:szCs w:val="22"/>
+        </w:rPr>
+        <w:t>]], a los [[</w:t>
       </w:r>
       <w:proofErr w:type="spellStart"/>
       <w:r>
+        <w:rPr>
+          <w:sz w:val="22"/>
+          <w:szCs w:val="22"/>
+        </w:rPr>
         <w:t>FechaLarga</w:t>
       </w:r>
       <w:proofErr w:type="spellEnd"/>
       <w:r>
-        <w:t>]]</w:t>
-      </w:r>
-      <w:r>
-        <w:t>, se reunieron por una</w:t>
-      </w:r>
-      <w:r>
-        <w:rPr>
-          <w:spacing w:val="1"/>
-        </w:rPr>
-        <w:t xml:space="preserve"> </w:t>
-      </w:r>
-      <w:r>
+        <w:rPr>
+          <w:sz w:val="22"/>
+          <w:szCs w:val="22"/>
+        </w:rPr>
+        <w:t>]], se reunieron por una</w:t>
+      </w:r>
+      <w:r>
+        <w:rPr>
+          <w:spacing w:val="1"/>
+          <w:sz w:val="22"/>
+          <w:szCs w:val="22"/>
+        </w:rPr>
+        <w:t xml:space="preserve"> </w:t>
+      </w:r>
+      <w:r>
+        <w:rPr>
+          <w:sz w:val="22"/>
+          <w:szCs w:val="22"/>
+        </w:rPr>
         <w:t>parte</w:t>
       </w:r>
       <w:r>
         <w:rPr>
           <w:spacing w:val="-7"/>
+          <w:sz w:val="22"/>
+          <w:szCs w:val="22"/>
         </w:rPr>
         <w:t xml:space="preserve"> </w:t>
       </w:r>
@@ -121,39 +144,61 @@
           <w:b/>
           <w:bCs/>
           <w:spacing w:val="-7"/>
+          <w:sz w:val="22"/>
+          <w:szCs w:val="22"/>
         </w:rPr>
         <w:t>[[Nombre]]</w:t>
       </w:r>
       <w:r>
         <w:rPr>
           <w:spacing w:val="-7"/>
-        </w:rPr>
-        <w:t xml:space="preserve"> </w:t>
-      </w:r>
-      <w:r>
+          <w:sz w:val="22"/>
+          <w:szCs w:val="22"/>
+        </w:rPr>
+        <w:t xml:space="preserve"> </w:t>
+      </w:r>
+      <w:r>
+        <w:rPr>
+          <w:sz w:val="22"/>
+          <w:szCs w:val="22"/>
+        </w:rPr>
         <w:t>identificado</w:t>
       </w:r>
       <w:r>
         <w:rPr>
           <w:spacing w:val="-7"/>
-        </w:rPr>
-        <w:t xml:space="preserve"> </w:t>
-      </w:r>
-      <w:r>
+          <w:sz w:val="22"/>
+          <w:szCs w:val="22"/>
+        </w:rPr>
+        <w:t xml:space="preserve"> </w:t>
+      </w:r>
+      <w:r>
+        <w:rPr>
+          <w:sz w:val="22"/>
+          <w:szCs w:val="22"/>
+        </w:rPr>
         <w:t>(a)</w:t>
       </w:r>
       <w:r>
         <w:rPr>
           <w:spacing w:val="-5"/>
-        </w:rPr>
-        <w:t xml:space="preserve"> </w:t>
-      </w:r>
-      <w:r>
+          <w:sz w:val="22"/>
+          <w:szCs w:val="22"/>
+        </w:rPr>
+        <w:t xml:space="preserve"> </w:t>
+      </w:r>
+      <w:r>
+        <w:rPr>
+          <w:sz w:val="22"/>
+          <w:szCs w:val="22"/>
+        </w:rPr>
         <w:t>como</w:t>
       </w:r>
       <w:r>
         <w:rPr>
           <w:spacing w:val="-7"/>
+          <w:sz w:val="22"/>
+          <w:szCs w:val="22"/>
         </w:rPr>
         <w:t xml:space="preserve"> </w:t>
       </w:r>
@@ -162,6 +207,8 @@
           <w:b/>
           <w:bCs/>
           <w:spacing w:val="-7"/>
+          <w:sz w:val="22"/>
+          <w:szCs w:val="22"/>
         </w:rPr>
         <w:t xml:space="preserve">No. </w:t>
       </w:r>
@@ -170,191 +217,312 @@
           <w:b/>
           <w:bCs/>
           <w:spacing w:val="-7"/>
+          <w:sz w:val="22"/>
+          <w:szCs w:val="22"/>
         </w:rPr>
         <w:t>[[Cedula]]</w:t>
       </w:r>
       <w:r>
         <w:rPr>
           <w:spacing w:val="-7"/>
-        </w:rPr>
-        <w:t xml:space="preserve"> </w:t>
-      </w:r>
-      <w:r>
+          <w:sz w:val="22"/>
+          <w:szCs w:val="22"/>
+        </w:rPr>
+        <w:t xml:space="preserve"> </w:t>
+      </w:r>
+      <w:r>
+        <w:rPr>
+          <w:sz w:val="22"/>
+          <w:szCs w:val="22"/>
+        </w:rPr>
         <w:t>aparece</w:t>
       </w:r>
       <w:r>
         <w:rPr>
           <w:spacing w:val="-4"/>
-        </w:rPr>
-        <w:t xml:space="preserve"> </w:t>
-      </w:r>
-      <w:r>
+          <w:sz w:val="22"/>
+          <w:szCs w:val="22"/>
+        </w:rPr>
+        <w:t xml:space="preserve"> </w:t>
+      </w:r>
+      <w:r>
+        <w:rPr>
+          <w:sz w:val="22"/>
+          <w:szCs w:val="22"/>
+        </w:rPr>
         <w:t>al</w:t>
       </w:r>
       <w:r>
         <w:rPr>
           <w:spacing w:val="-8"/>
-        </w:rPr>
-        <w:t xml:space="preserve"> </w:t>
-      </w:r>
-      <w:r>
+          <w:sz w:val="22"/>
+          <w:szCs w:val="22"/>
+        </w:rPr>
+        <w:t xml:space="preserve"> </w:t>
+      </w:r>
+      <w:r>
+        <w:rPr>
+          <w:sz w:val="22"/>
+          <w:szCs w:val="22"/>
+        </w:rPr>
         <w:t>pie</w:t>
       </w:r>
       <w:r>
         <w:rPr>
           <w:spacing w:val="-6"/>
+          <w:sz w:val="22"/>
+          <w:szCs w:val="22"/>
         </w:rPr>
         <w:t xml:space="preserve"> </w:t>
       </w:r>
       <w:proofErr w:type="gramStart"/>
       <w:r>
-        <w:t>de</w:t>
-      </w:r>
-      <w:r>
-        <w:t xml:space="preserve"> </w:t>
+        <w:rPr>
+          <w:sz w:val="22"/>
+          <w:szCs w:val="22"/>
+        </w:rPr>
+        <w:t xml:space="preserve">de </w:t>
       </w:r>
       <w:r>
         <w:rPr>
           <w:spacing w:val="-65"/>
-        </w:rPr>
-        <w:t xml:space="preserve"> </w:t>
-      </w:r>
-      <w:r>
+          <w:sz w:val="22"/>
+          <w:szCs w:val="22"/>
+        </w:rPr>
+        <w:t xml:space="preserve"> </w:t>
+      </w:r>
+      <w:r>
+        <w:rPr>
+          <w:sz w:val="22"/>
+          <w:szCs w:val="22"/>
+        </w:rPr>
         <w:t>su</w:t>
       </w:r>
       <w:proofErr w:type="gramEnd"/>
       <w:r>
-        <w:t xml:space="preserve"> </w:t>
-      </w:r>
-      <w:r>
+        <w:rPr>
+          <w:sz w:val="22"/>
+          <w:szCs w:val="22"/>
+        </w:rPr>
+        <w:t xml:space="preserve"> </w:t>
+      </w:r>
+      <w:r>
+        <w:rPr>
+          <w:sz w:val="22"/>
+          <w:szCs w:val="22"/>
+        </w:rPr>
         <w:t xml:space="preserve">firma y quien actúa en su propio nombre y por la otra, </w:t>
       </w:r>
       <w:r>
         <w:rPr>
           <w:b/>
           <w:bCs/>
+          <w:sz w:val="22"/>
+          <w:szCs w:val="22"/>
         </w:rPr>
         <w:t>DANIEL EDUARDO NUNCIRA AGUDELO</w:t>
       </w:r>
       <w:r>
+        <w:rPr>
+          <w:sz w:val="22"/>
+          <w:szCs w:val="22"/>
+        </w:rPr>
         <w:t xml:space="preserve"> identificado</w:t>
       </w:r>
       <w:r>
         <w:rPr>
           <w:spacing w:val="-8"/>
-        </w:rPr>
-        <w:t xml:space="preserve"> </w:t>
-      </w:r>
-      <w:r>
+          <w:sz w:val="22"/>
+          <w:szCs w:val="22"/>
+        </w:rPr>
+        <w:t xml:space="preserve"> </w:t>
+      </w:r>
+      <w:r>
+        <w:rPr>
+          <w:sz w:val="22"/>
+          <w:szCs w:val="22"/>
+        </w:rPr>
         <w:t>con</w:t>
       </w:r>
       <w:r>
         <w:rPr>
           <w:spacing w:val="-9"/>
-        </w:rPr>
-        <w:t xml:space="preserve"> </w:t>
-      </w:r>
-      <w:r>
+          <w:sz w:val="22"/>
+          <w:szCs w:val="22"/>
+        </w:rPr>
+        <w:t xml:space="preserve"> </w:t>
+      </w:r>
+      <w:r>
+        <w:rPr>
+          <w:sz w:val="22"/>
+          <w:szCs w:val="22"/>
+        </w:rPr>
         <w:t>la</w:t>
       </w:r>
       <w:r>
         <w:rPr>
           <w:spacing w:val="-9"/>
-        </w:rPr>
-        <w:t xml:space="preserve"> </w:t>
-      </w:r>
-      <w:r>
+          <w:sz w:val="22"/>
+          <w:szCs w:val="22"/>
+        </w:rPr>
+        <w:t xml:space="preserve"> </w:t>
+      </w:r>
+      <w:r>
+        <w:rPr>
+          <w:sz w:val="22"/>
+          <w:szCs w:val="22"/>
+        </w:rPr>
         <w:t>CC</w:t>
       </w:r>
       <w:r>
         <w:rPr>
           <w:spacing w:val="-11"/>
-        </w:rPr>
-        <w:t xml:space="preserve"> </w:t>
-      </w:r>
-      <w:r>
+          <w:sz w:val="22"/>
+          <w:szCs w:val="22"/>
+        </w:rPr>
+        <w:t xml:space="preserve"> </w:t>
+      </w:r>
+      <w:r>
+        <w:rPr>
+          <w:sz w:val="22"/>
+          <w:szCs w:val="22"/>
+        </w:rPr>
         <w:t>No.</w:t>
       </w:r>
       <w:r>
         <w:rPr>
           <w:spacing w:val="-8"/>
-        </w:rPr>
-        <w:t xml:space="preserve"> </w:t>
-      </w:r>
-      <w:r>
+          <w:sz w:val="22"/>
+          <w:szCs w:val="22"/>
+        </w:rPr>
+        <w:t xml:space="preserve"> </w:t>
+      </w:r>
+      <w:r>
+        <w:rPr>
+          <w:sz w:val="22"/>
+          <w:szCs w:val="22"/>
+        </w:rPr>
         <w:t>79.553.641 y</w:t>
       </w:r>
       <w:r>
         <w:rPr>
           <w:spacing w:val="-9"/>
-        </w:rPr>
-        <w:t xml:space="preserve"> </w:t>
-      </w:r>
-      <w:r>
+          <w:sz w:val="22"/>
+          <w:szCs w:val="22"/>
+        </w:rPr>
+        <w:t xml:space="preserve"> </w:t>
+      </w:r>
+      <w:r>
+        <w:rPr>
+          <w:sz w:val="22"/>
+          <w:szCs w:val="22"/>
+        </w:rPr>
         <w:t>quien</w:t>
       </w:r>
       <w:r>
         <w:rPr>
           <w:spacing w:val="-9"/>
-        </w:rPr>
-        <w:t xml:space="preserve"> </w:t>
-      </w:r>
-      <w:r>
+          <w:sz w:val="22"/>
+          <w:szCs w:val="22"/>
+        </w:rPr>
+        <w:t xml:space="preserve"> </w:t>
+      </w:r>
+      <w:r>
+        <w:rPr>
+          <w:sz w:val="22"/>
+          <w:szCs w:val="22"/>
+        </w:rPr>
         <w:t>actúa</w:t>
       </w:r>
       <w:r>
         <w:rPr>
           <w:spacing w:val="-8"/>
-        </w:rPr>
-        <w:t xml:space="preserve"> </w:t>
-      </w:r>
-      <w:r>
+          <w:sz w:val="22"/>
+          <w:szCs w:val="22"/>
+        </w:rPr>
+        <w:t xml:space="preserve"> </w:t>
+      </w:r>
+      <w:r>
+        <w:rPr>
+          <w:sz w:val="22"/>
+          <w:szCs w:val="22"/>
+        </w:rPr>
         <w:t>en</w:t>
       </w:r>
       <w:r>
         <w:rPr>
           <w:spacing w:val="-9"/>
-        </w:rPr>
-        <w:t xml:space="preserve"> </w:t>
-      </w:r>
-      <w:r>
+          <w:sz w:val="22"/>
+          <w:szCs w:val="22"/>
+        </w:rPr>
+        <w:t xml:space="preserve"> </w:t>
+      </w:r>
+      <w:r>
+        <w:rPr>
+          <w:sz w:val="22"/>
+          <w:szCs w:val="22"/>
+        </w:rPr>
         <w:t>representación</w:t>
       </w:r>
       <w:r>
         <w:rPr>
           <w:spacing w:val="-64"/>
-        </w:rPr>
-        <w:t xml:space="preserve"> </w:t>
-      </w:r>
-      <w:r>
+          <w:sz w:val="22"/>
+          <w:szCs w:val="22"/>
+        </w:rPr>
+        <w:t xml:space="preserve"> </w:t>
+      </w:r>
+      <w:r>
+        <w:rPr>
+          <w:sz w:val="22"/>
+          <w:szCs w:val="22"/>
+        </w:rPr>
         <w:t xml:space="preserve">del empleador </w:t>
       </w:r>
       <w:r>
         <w:rPr>
           <w:rFonts w:ascii="Arial" w:hAnsi="Arial"/>
           <w:b/>
+          <w:sz w:val="22"/>
+          <w:szCs w:val="22"/>
         </w:rPr>
         <w:t xml:space="preserve">CYRGO S.A.S., </w:t>
       </w:r>
       <w:r>
+        <w:rPr>
+          <w:sz w:val="22"/>
+          <w:szCs w:val="22"/>
+        </w:rPr>
         <w:t>con el fin de suscribir un acuerdo provisto de</w:t>
       </w:r>
       <w:r>
         <w:rPr>
           <w:spacing w:val="1"/>
-        </w:rPr>
-        <w:t xml:space="preserve"> </w:t>
-      </w:r>
-      <w:r>
+          <w:sz w:val="22"/>
+          <w:szCs w:val="22"/>
+        </w:rPr>
+        <w:t xml:space="preserve"> </w:t>
+      </w:r>
+      <w:r>
+        <w:rPr>
+          <w:sz w:val="22"/>
+          <w:szCs w:val="22"/>
+        </w:rPr>
         <w:t>las</w:t>
       </w:r>
       <w:r>
         <w:rPr>
           <w:spacing w:val="-1"/>
-        </w:rPr>
-        <w:t xml:space="preserve"> </w:t>
-      </w:r>
-      <w:r>
+          <w:sz w:val="22"/>
+          <w:szCs w:val="22"/>
+        </w:rPr>
+        <w:t xml:space="preserve"> </w:t>
+      </w:r>
+      <w:r>
+        <w:rPr>
+          <w:sz w:val="22"/>
+          <w:szCs w:val="22"/>
+        </w:rPr>
         <w:t>siguientes cláusulas:</w:t>
       </w:r>
     </w:p>
@@ -362,8 +530,9 @@
       <w:pPr>
         <w:pStyle w:val="Textoindependiente"/>
         <w:spacing w:before="7"/>
-        <w:rPr>
-          <w:sz w:val="26"/>
+        <w:jc w:val="both"/>
+        <w:rPr>
+          <w:szCs w:val="22"/>
         </w:rPr>
       </w:pPr>
     </w:p>
@@ -373,69 +542,115 @@
         <w:spacing w:line="247" w:lineRule="auto"/>
         <w:ind w:left="548" w:right="125"/>
         <w:jc w:val="both"/>
+        <w:rPr>
+          <w:sz w:val="22"/>
+          <w:szCs w:val="22"/>
+        </w:rPr>
       </w:pPr>
       <w:r>
         <w:rPr>
           <w:rFonts w:ascii="Arial" w:hAnsi="Arial"/>
           <w:b/>
+          <w:sz w:val="22"/>
+          <w:szCs w:val="22"/>
         </w:rPr>
         <w:t xml:space="preserve">PRIMERA: </w:t>
       </w:r>
       <w:r>
+        <w:rPr>
+          <w:sz w:val="22"/>
+          <w:szCs w:val="22"/>
+        </w:rPr>
         <w:t>El empleador de mera liberalidad y como parte de su política de</w:t>
       </w:r>
       <w:r>
         <w:rPr>
           <w:spacing w:val="1"/>
-        </w:rPr>
-        <w:t xml:space="preserve"> </w:t>
-      </w:r>
-      <w:r>
+          <w:sz w:val="22"/>
+          <w:szCs w:val="22"/>
+        </w:rPr>
+        <w:t xml:space="preserve"> </w:t>
+      </w:r>
+      <w:r>
+        <w:rPr>
+          <w:sz w:val="22"/>
+          <w:szCs w:val="22"/>
+        </w:rPr>
         <w:t>bienestar</w:t>
       </w:r>
       <w:r>
         <w:rPr>
           <w:spacing w:val="-1"/>
-        </w:rPr>
-        <w:t xml:space="preserve"> </w:t>
-      </w:r>
-      <w:r>
+          <w:sz w:val="22"/>
+          <w:szCs w:val="22"/>
+        </w:rPr>
+        <w:t xml:space="preserve"> </w:t>
+      </w:r>
+      <w:r>
+        <w:rPr>
+          <w:sz w:val="22"/>
+          <w:szCs w:val="22"/>
+        </w:rPr>
         <w:t>otorga</w:t>
       </w:r>
       <w:r>
         <w:rPr>
           <w:spacing w:val="-1"/>
-        </w:rPr>
-        <w:t xml:space="preserve"> </w:t>
-      </w:r>
-      <w:r>
+          <w:sz w:val="22"/>
+          <w:szCs w:val="22"/>
+        </w:rPr>
+        <w:t xml:space="preserve"> </w:t>
+      </w:r>
+      <w:r>
+        <w:rPr>
+          <w:sz w:val="22"/>
+          <w:szCs w:val="22"/>
+        </w:rPr>
         <w:t>al trabajador</w:t>
       </w:r>
       <w:r>
         <w:rPr>
           <w:spacing w:val="-1"/>
-        </w:rPr>
-        <w:t xml:space="preserve"> </w:t>
-      </w:r>
-      <w:r>
+          <w:sz w:val="22"/>
+          <w:szCs w:val="22"/>
+        </w:rPr>
+        <w:t xml:space="preserve"> </w:t>
+      </w:r>
+      <w:r>
+        <w:rPr>
+          <w:sz w:val="22"/>
+          <w:szCs w:val="22"/>
+        </w:rPr>
         <w:t>un</w:t>
       </w:r>
       <w:r>
         <w:rPr>
           <w:spacing w:val="66"/>
-        </w:rPr>
-        <w:t xml:space="preserve"> </w:t>
-      </w:r>
-      <w:r>
+          <w:sz w:val="22"/>
+          <w:szCs w:val="22"/>
+        </w:rPr>
+        <w:t xml:space="preserve"> </w:t>
+      </w:r>
+      <w:r>
+        <w:rPr>
+          <w:sz w:val="22"/>
+          <w:szCs w:val="22"/>
+        </w:rPr>
         <w:t>auxilio de</w:t>
       </w:r>
       <w:r>
         <w:rPr>
           <w:spacing w:val="-3"/>
-        </w:rPr>
-        <w:t xml:space="preserve"> </w:t>
-      </w:r>
-      <w:r>
+          <w:sz w:val="22"/>
+          <w:szCs w:val="22"/>
+        </w:rPr>
+        <w:t xml:space="preserve"> </w:t>
+      </w:r>
+      <w:r>
+        <w:rPr>
+          <w:sz w:val="22"/>
+          <w:szCs w:val="22"/>
+        </w:rPr>
         <w:t>alimentación.</w:t>
       </w:r>
     </w:p>
@@ -443,8 +658,9 @@
       <w:pPr>
         <w:pStyle w:val="Textoindependiente"/>
         <w:spacing w:before="9"/>
-        <w:rPr>
-          <w:sz w:val="26"/>
+        <w:jc w:val="both"/>
+        <w:rPr>
+          <w:szCs w:val="22"/>
         </w:rPr>
       </w:pPr>
     </w:p>
@@ -454,161 +670,271 @@
         <w:spacing w:line="249" w:lineRule="auto"/>
         <w:ind w:left="548" w:right="117"/>
         <w:jc w:val="both"/>
+        <w:rPr>
+          <w:sz w:val="22"/>
+          <w:szCs w:val="22"/>
+        </w:rPr>
       </w:pPr>
       <w:r>
+        <w:rPr>
+          <w:sz w:val="22"/>
+          <w:szCs w:val="22"/>
+        </w:rPr>
         <w:t>Con esta finalidad, las partes han convenido que por cada día laborado el</w:t>
       </w:r>
       <w:r>
         <w:rPr>
           <w:spacing w:val="1"/>
-        </w:rPr>
-        <w:t xml:space="preserve"> </w:t>
-      </w:r>
-      <w:r>
+          <w:sz w:val="22"/>
+          <w:szCs w:val="22"/>
+        </w:rPr>
+        <w:t xml:space="preserve"> </w:t>
+      </w:r>
+      <w:r>
+        <w:rPr>
+          <w:sz w:val="22"/>
+          <w:szCs w:val="22"/>
+        </w:rPr>
         <w:t xml:space="preserve">trabajador recibe un valor de </w:t>
       </w:r>
       <w:r>
         <w:rPr>
           <w:rStyle w:val="Textoennegrita"/>
+          <w:sz w:val="22"/>
+          <w:szCs w:val="22"/>
         </w:rPr>
         <w:t xml:space="preserve">QUINCE MIL PESOS 00/100 MCTE. ($15.000,00) </w:t>
       </w:r>
       <w:r>
+        <w:rPr>
+          <w:sz w:val="22"/>
+          <w:szCs w:val="22"/>
+        </w:rPr>
         <w:t>por día</w:t>
       </w:r>
       <w:r>
         <w:rPr>
           <w:spacing w:val="1"/>
-        </w:rPr>
-        <w:t xml:space="preserve"> </w:t>
-      </w:r>
-      <w:r>
+          <w:sz w:val="22"/>
+          <w:szCs w:val="22"/>
+        </w:rPr>
+        <w:t xml:space="preserve"> </w:t>
+      </w:r>
+      <w:r>
+        <w:rPr>
+          <w:sz w:val="22"/>
+          <w:szCs w:val="22"/>
+        </w:rPr>
         <w:t>trabajado, por medio de una tarjeta recargable con la cual podrá acceder</w:t>
       </w:r>
       <w:r>
         <w:rPr>
           <w:spacing w:val="1"/>
-        </w:rPr>
-        <w:t xml:space="preserve"> </w:t>
-      </w:r>
-      <w:r>
+          <w:sz w:val="22"/>
+          <w:szCs w:val="22"/>
+        </w:rPr>
+        <w:t xml:space="preserve"> </w:t>
+      </w:r>
+      <w:r>
+        <w:rPr>
+          <w:sz w:val="22"/>
+          <w:szCs w:val="22"/>
+        </w:rPr>
         <w:t>a0comprar</w:t>
       </w:r>
       <w:r>
         <w:rPr>
           <w:spacing w:val="1"/>
-        </w:rPr>
-        <w:t xml:space="preserve"> </w:t>
-      </w:r>
-      <w:r>
+          <w:sz w:val="22"/>
+          <w:szCs w:val="22"/>
+        </w:rPr>
+        <w:t xml:space="preserve"> </w:t>
+      </w:r>
+      <w:r>
+        <w:rPr>
+          <w:sz w:val="22"/>
+          <w:szCs w:val="22"/>
+        </w:rPr>
         <w:t>alimentos</w:t>
       </w:r>
       <w:r>
         <w:rPr>
           <w:spacing w:val="1"/>
-        </w:rPr>
-        <w:t xml:space="preserve"> </w:t>
-      </w:r>
-      <w:r>
+          <w:sz w:val="22"/>
+          <w:szCs w:val="22"/>
+        </w:rPr>
+        <w:t xml:space="preserve"> </w:t>
+      </w:r>
+      <w:r>
+        <w:rPr>
+          <w:sz w:val="22"/>
+          <w:szCs w:val="22"/>
+        </w:rPr>
         <w:t>en</w:t>
       </w:r>
       <w:r>
         <w:rPr>
           <w:spacing w:val="1"/>
-        </w:rPr>
-        <w:t xml:space="preserve"> </w:t>
-      </w:r>
-      <w:r>
+          <w:sz w:val="22"/>
+          <w:szCs w:val="22"/>
+        </w:rPr>
+        <w:t xml:space="preserve"> </w:t>
+      </w:r>
+      <w:r>
+        <w:rPr>
+          <w:sz w:val="22"/>
+          <w:szCs w:val="22"/>
+        </w:rPr>
         <w:t>los</w:t>
       </w:r>
       <w:r>
         <w:rPr>
           <w:spacing w:val="1"/>
-        </w:rPr>
-        <w:t xml:space="preserve"> </w:t>
-      </w:r>
-      <w:r>
+          <w:sz w:val="22"/>
+          <w:szCs w:val="22"/>
+        </w:rPr>
+        <w:t xml:space="preserve"> </w:t>
+      </w:r>
+      <w:r>
+        <w:rPr>
+          <w:sz w:val="22"/>
+          <w:szCs w:val="22"/>
+        </w:rPr>
         <w:t>establecimientos</w:t>
       </w:r>
       <w:r>
         <w:rPr>
           <w:spacing w:val="1"/>
-        </w:rPr>
-        <w:t xml:space="preserve"> </w:t>
-      </w:r>
-      <w:r>
+          <w:sz w:val="22"/>
+          <w:szCs w:val="22"/>
+        </w:rPr>
+        <w:t xml:space="preserve"> </w:t>
+      </w:r>
+      <w:r>
+        <w:rPr>
+          <w:sz w:val="22"/>
+          <w:szCs w:val="22"/>
+        </w:rPr>
         <w:t>que</w:t>
       </w:r>
       <w:r>
         <w:rPr>
           <w:spacing w:val="1"/>
-        </w:rPr>
-        <w:t xml:space="preserve"> </w:t>
-      </w:r>
-      <w:r>
+          <w:sz w:val="22"/>
+          <w:szCs w:val="22"/>
+        </w:rPr>
+        <w:t xml:space="preserve"> </w:t>
+      </w:r>
+      <w:r>
+        <w:rPr>
+          <w:sz w:val="22"/>
+          <w:szCs w:val="22"/>
+        </w:rPr>
         <w:t>tengan</w:t>
       </w:r>
       <w:r>
         <w:rPr>
           <w:spacing w:val="1"/>
-        </w:rPr>
-        <w:t xml:space="preserve"> </w:t>
-      </w:r>
-      <w:r>
+          <w:sz w:val="22"/>
+          <w:szCs w:val="22"/>
+        </w:rPr>
+        <w:t xml:space="preserve"> </w:t>
+      </w:r>
+      <w:r>
+        <w:rPr>
+          <w:sz w:val="22"/>
+          <w:szCs w:val="22"/>
+        </w:rPr>
         <w:t>y</w:t>
       </w:r>
       <w:r>
         <w:rPr>
           <w:spacing w:val="1"/>
-        </w:rPr>
-        <w:t xml:space="preserve"> </w:t>
-      </w:r>
-      <w:r>
+          <w:sz w:val="22"/>
+          <w:szCs w:val="22"/>
+        </w:rPr>
+        <w:t xml:space="preserve"> </w:t>
+      </w:r>
+      <w:r>
+        <w:rPr>
+          <w:sz w:val="22"/>
+          <w:szCs w:val="22"/>
+        </w:rPr>
         <w:t>acepten</w:t>
       </w:r>
       <w:r>
         <w:rPr>
           <w:spacing w:val="1"/>
-        </w:rPr>
-        <w:t xml:space="preserve"> </w:t>
-      </w:r>
-      <w:r>
+          <w:sz w:val="22"/>
+          <w:szCs w:val="22"/>
+        </w:rPr>
+        <w:t xml:space="preserve"> </w:t>
+      </w:r>
+      <w:r>
+        <w:rPr>
+          <w:sz w:val="22"/>
+          <w:szCs w:val="22"/>
+        </w:rPr>
         <w:t>el</w:t>
       </w:r>
       <w:r>
         <w:rPr>
           <w:spacing w:val="1"/>
-        </w:rPr>
-        <w:t xml:space="preserve"> </w:t>
-      </w:r>
-      <w:r>
+          <w:sz w:val="22"/>
+          <w:szCs w:val="22"/>
+        </w:rPr>
+        <w:t xml:space="preserve"> </w:t>
+      </w:r>
+      <w:r>
+        <w:rPr>
+          <w:sz w:val="22"/>
+          <w:szCs w:val="22"/>
+        </w:rPr>
         <w:t>convenio</w:t>
       </w:r>
       <w:r>
         <w:rPr>
           <w:spacing w:val="-1"/>
-        </w:rPr>
-        <w:t xml:space="preserve"> </w:t>
-      </w:r>
-      <w:r>
+          <w:sz w:val="22"/>
+          <w:szCs w:val="22"/>
+        </w:rPr>
+        <w:t xml:space="preserve"> </w:t>
+      </w:r>
+      <w:r>
+        <w:rPr>
+          <w:sz w:val="22"/>
+          <w:szCs w:val="22"/>
+        </w:rPr>
         <w:t>con la</w:t>
       </w:r>
       <w:r>
         <w:rPr>
           <w:spacing w:val="-3"/>
-        </w:rPr>
-        <w:t xml:space="preserve"> </w:t>
-      </w:r>
-      <w:r>
+          <w:sz w:val="22"/>
+          <w:szCs w:val="22"/>
+        </w:rPr>
+        <w:t xml:space="preserve"> </w:t>
+      </w:r>
+      <w:r>
+        <w:rPr>
+          <w:sz w:val="22"/>
+          <w:szCs w:val="22"/>
+        </w:rPr>
         <w:t>entidad expendedora de</w:t>
       </w:r>
       <w:r>
         <w:rPr>
           <w:spacing w:val="-1"/>
-        </w:rPr>
-        <w:t xml:space="preserve"> </w:t>
-      </w:r>
-      <w:r>
+          <w:sz w:val="22"/>
+          <w:szCs w:val="22"/>
+        </w:rPr>
+        <w:t xml:space="preserve"> </w:t>
+      </w:r>
+      <w:r>
+        <w:rPr>
+          <w:sz w:val="22"/>
+          <w:szCs w:val="22"/>
+        </w:rPr>
         <w:t>la tarjeta.</w:t>
       </w:r>
     </w:p>
@@ -616,8 +942,9 @@
       <w:pPr>
         <w:pStyle w:val="Textoindependiente"/>
         <w:spacing w:before="6"/>
-        <w:rPr>
-          <w:sz w:val="26"/>
+        <w:jc w:val="both"/>
+        <w:rPr>
+          <w:szCs w:val="22"/>
         </w:rPr>
       </w:pPr>
     </w:p>
@@ -627,285 +954,475 @@
         <w:spacing w:line="249" w:lineRule="auto"/>
         <w:ind w:left="548" w:right="120"/>
         <w:jc w:val="both"/>
+        <w:rPr>
+          <w:sz w:val="22"/>
+          <w:szCs w:val="22"/>
+        </w:rPr>
       </w:pPr>
       <w:r>
         <w:rPr>
           <w:rFonts w:ascii="Arial" w:hAnsi="Arial"/>
           <w:b/>
+          <w:sz w:val="22"/>
+          <w:szCs w:val="22"/>
         </w:rPr>
         <w:t xml:space="preserve">SEGUNDA: </w:t>
       </w:r>
       <w:r>
+        <w:rPr>
+          <w:sz w:val="22"/>
+          <w:szCs w:val="22"/>
+        </w:rPr>
         <w:t>Las partes convienen y así lo hacen constar que el beneficio</w:t>
       </w:r>
       <w:r>
         <w:rPr>
           <w:spacing w:val="1"/>
-        </w:rPr>
-        <w:t xml:space="preserve"> </w:t>
-      </w:r>
-      <w:r>
+          <w:sz w:val="22"/>
+          <w:szCs w:val="22"/>
+        </w:rPr>
+        <w:t xml:space="preserve"> </w:t>
+      </w:r>
+      <w:r>
+        <w:rPr>
+          <w:sz w:val="22"/>
+          <w:szCs w:val="22"/>
+        </w:rPr>
         <w:t>extralegal</w:t>
       </w:r>
       <w:r>
         <w:rPr>
           <w:spacing w:val="1"/>
-        </w:rPr>
-        <w:t xml:space="preserve"> </w:t>
-      </w:r>
-      <w:r>
+          <w:sz w:val="22"/>
+          <w:szCs w:val="22"/>
+        </w:rPr>
+        <w:t xml:space="preserve"> </w:t>
+      </w:r>
+      <w:r>
+        <w:rPr>
+          <w:sz w:val="22"/>
+          <w:szCs w:val="22"/>
+        </w:rPr>
         <w:t>que</w:t>
       </w:r>
       <w:r>
         <w:rPr>
           <w:spacing w:val="1"/>
-        </w:rPr>
-        <w:t xml:space="preserve"> </w:t>
-      </w:r>
-      <w:r>
+          <w:sz w:val="22"/>
+          <w:szCs w:val="22"/>
+        </w:rPr>
+        <w:t xml:space="preserve"> </w:t>
+      </w:r>
+      <w:r>
+        <w:rPr>
+          <w:sz w:val="22"/>
+          <w:szCs w:val="22"/>
+        </w:rPr>
         <w:t>mediante</w:t>
       </w:r>
       <w:r>
         <w:rPr>
           <w:spacing w:val="1"/>
-        </w:rPr>
-        <w:t xml:space="preserve"> </w:t>
-      </w:r>
-      <w:r>
+          <w:sz w:val="22"/>
+          <w:szCs w:val="22"/>
+        </w:rPr>
+        <w:t xml:space="preserve"> </w:t>
+      </w:r>
+      <w:r>
+        <w:rPr>
+          <w:sz w:val="22"/>
+          <w:szCs w:val="22"/>
+        </w:rPr>
         <w:t>este</w:t>
       </w:r>
       <w:r>
         <w:rPr>
           <w:spacing w:val="1"/>
-        </w:rPr>
-        <w:t xml:space="preserve"> </w:t>
-      </w:r>
-      <w:r>
+          <w:sz w:val="22"/>
+          <w:szCs w:val="22"/>
+        </w:rPr>
+        <w:t xml:space="preserve"> </w:t>
+      </w:r>
+      <w:r>
+        <w:rPr>
+          <w:sz w:val="22"/>
+          <w:szCs w:val="22"/>
+        </w:rPr>
         <w:t>acuerdo</w:t>
       </w:r>
       <w:r>
         <w:rPr>
           <w:spacing w:val="1"/>
-        </w:rPr>
-        <w:t xml:space="preserve"> </w:t>
-      </w:r>
-      <w:r>
+          <w:sz w:val="22"/>
+          <w:szCs w:val="22"/>
+        </w:rPr>
+        <w:t xml:space="preserve"> </w:t>
+      </w:r>
+      <w:r>
+        <w:rPr>
+          <w:sz w:val="22"/>
+          <w:szCs w:val="22"/>
+        </w:rPr>
         <w:t>se</w:t>
       </w:r>
       <w:r>
         <w:rPr>
           <w:spacing w:val="1"/>
-        </w:rPr>
-        <w:t xml:space="preserve"> </w:t>
-      </w:r>
-      <w:r>
+          <w:sz w:val="22"/>
+          <w:szCs w:val="22"/>
+        </w:rPr>
+        <w:t xml:space="preserve"> </w:t>
+      </w:r>
+      <w:r>
+        <w:rPr>
+          <w:sz w:val="22"/>
+          <w:szCs w:val="22"/>
+        </w:rPr>
         <w:t>otorga,</w:t>
       </w:r>
       <w:r>
         <w:rPr>
           <w:spacing w:val="1"/>
-        </w:rPr>
-        <w:t xml:space="preserve"> </w:t>
-      </w:r>
-      <w:r>
+          <w:sz w:val="22"/>
+          <w:szCs w:val="22"/>
+        </w:rPr>
+        <w:t xml:space="preserve"> </w:t>
+      </w:r>
+      <w:r>
+        <w:rPr>
+          <w:sz w:val="22"/>
+          <w:szCs w:val="22"/>
+        </w:rPr>
         <w:t>en</w:t>
       </w:r>
       <w:r>
         <w:rPr>
           <w:spacing w:val="1"/>
-        </w:rPr>
-        <w:t xml:space="preserve"> </w:t>
-      </w:r>
-      <w:r>
+          <w:sz w:val="22"/>
+          <w:szCs w:val="22"/>
+        </w:rPr>
+        <w:t xml:space="preserve"> </w:t>
+      </w:r>
+      <w:r>
+        <w:rPr>
+          <w:sz w:val="22"/>
+          <w:szCs w:val="22"/>
+        </w:rPr>
         <w:t>tanto</w:t>
       </w:r>
       <w:r>
         <w:rPr>
           <w:spacing w:val="1"/>
-        </w:rPr>
-        <w:t xml:space="preserve"> </w:t>
-      </w:r>
-      <w:r>
+          <w:sz w:val="22"/>
+          <w:szCs w:val="22"/>
+        </w:rPr>
+        <w:t xml:space="preserve"> </w:t>
+      </w:r>
+      <w:r>
+        <w:rPr>
+          <w:sz w:val="22"/>
+          <w:szCs w:val="22"/>
+        </w:rPr>
         <w:t>constituye</w:t>
       </w:r>
       <w:r>
         <w:rPr>
           <w:spacing w:val="1"/>
-        </w:rPr>
-        <w:t xml:space="preserve"> </w:t>
-      </w:r>
-      <w:r>
+          <w:sz w:val="22"/>
+          <w:szCs w:val="22"/>
+        </w:rPr>
+        <w:t xml:space="preserve"> </w:t>
+      </w:r>
+      <w:r>
+        <w:rPr>
+          <w:sz w:val="22"/>
+          <w:szCs w:val="22"/>
+        </w:rPr>
         <w:t>un</w:t>
       </w:r>
       <w:r>
         <w:rPr>
           <w:spacing w:val="-64"/>
-        </w:rPr>
-        <w:t xml:space="preserve"> </w:t>
-      </w:r>
-      <w:r>
+          <w:sz w:val="22"/>
+          <w:szCs w:val="22"/>
+        </w:rPr>
+        <w:t xml:space="preserve"> </w:t>
+      </w:r>
+      <w:r>
+        <w:rPr>
+          <w:sz w:val="22"/>
+          <w:szCs w:val="22"/>
+        </w:rPr>
         <w:t>subsidio de alimentación que no tiene por finalidad retribuir de manera directa</w:t>
       </w:r>
       <w:r>
         <w:rPr>
           <w:spacing w:val="-65"/>
-        </w:rPr>
-        <w:t xml:space="preserve"> </w:t>
-      </w:r>
-      <w:r>
+          <w:sz w:val="22"/>
+          <w:szCs w:val="22"/>
+        </w:rPr>
+        <w:t xml:space="preserve"> </w:t>
+      </w:r>
+      <w:r>
+        <w:rPr>
+          <w:sz w:val="22"/>
+          <w:szCs w:val="22"/>
+        </w:rPr>
         <w:t>el</w:t>
       </w:r>
       <w:r>
         <w:rPr>
           <w:spacing w:val="1"/>
-        </w:rPr>
-        <w:t xml:space="preserve"> </w:t>
-      </w:r>
-      <w:r>
+          <w:sz w:val="22"/>
+          <w:szCs w:val="22"/>
+        </w:rPr>
+        <w:t xml:space="preserve"> </w:t>
+      </w:r>
+      <w:r>
+        <w:rPr>
+          <w:sz w:val="22"/>
+          <w:szCs w:val="22"/>
+        </w:rPr>
         <w:t>servicio,</w:t>
       </w:r>
       <w:r>
         <w:rPr>
           <w:spacing w:val="1"/>
-        </w:rPr>
-        <w:t xml:space="preserve"> </w:t>
-      </w:r>
-      <w:r>
+          <w:sz w:val="22"/>
+          <w:szCs w:val="22"/>
+        </w:rPr>
+        <w:t xml:space="preserve"> </w:t>
+      </w:r>
+      <w:r>
+        <w:rPr>
+          <w:sz w:val="22"/>
+          <w:szCs w:val="22"/>
+        </w:rPr>
         <w:t>no</w:t>
       </w:r>
       <w:r>
         <w:rPr>
           <w:spacing w:val="1"/>
-        </w:rPr>
-        <w:t xml:space="preserve"> </w:t>
-      </w:r>
-      <w:r>
+          <w:sz w:val="22"/>
+          <w:szCs w:val="22"/>
+        </w:rPr>
+        <w:t xml:space="preserve"> </w:t>
+      </w:r>
+      <w:r>
+        <w:rPr>
+          <w:sz w:val="22"/>
+          <w:szCs w:val="22"/>
+        </w:rPr>
         <w:t>constituye</w:t>
       </w:r>
       <w:r>
         <w:rPr>
           <w:spacing w:val="1"/>
-        </w:rPr>
-        <w:t xml:space="preserve"> </w:t>
-      </w:r>
-      <w:r>
+          <w:sz w:val="22"/>
+          <w:szCs w:val="22"/>
+        </w:rPr>
+        <w:t xml:space="preserve"> </w:t>
+      </w:r>
+      <w:r>
+        <w:rPr>
+          <w:sz w:val="22"/>
+          <w:szCs w:val="22"/>
+        </w:rPr>
         <w:t>salario</w:t>
       </w:r>
       <w:r>
         <w:rPr>
           <w:spacing w:val="1"/>
-        </w:rPr>
-        <w:t xml:space="preserve"> </w:t>
-      </w:r>
-      <w:r>
+          <w:sz w:val="22"/>
+          <w:szCs w:val="22"/>
+        </w:rPr>
+        <w:t xml:space="preserve"> </w:t>
+      </w:r>
+      <w:r>
+        <w:rPr>
+          <w:sz w:val="22"/>
+          <w:szCs w:val="22"/>
+        </w:rPr>
         <w:t>para</w:t>
       </w:r>
       <w:r>
         <w:rPr>
           <w:spacing w:val="1"/>
-        </w:rPr>
-        <w:t xml:space="preserve"> </w:t>
-      </w:r>
-      <w:r>
+          <w:sz w:val="22"/>
+          <w:szCs w:val="22"/>
+        </w:rPr>
+        <w:t xml:space="preserve"> </w:t>
+      </w:r>
+      <w:r>
+        <w:rPr>
+          <w:sz w:val="22"/>
+          <w:szCs w:val="22"/>
+        </w:rPr>
         <w:t>ningún</w:t>
       </w:r>
       <w:r>
         <w:rPr>
           <w:spacing w:val="1"/>
-        </w:rPr>
-        <w:t xml:space="preserve"> </w:t>
-      </w:r>
-      <w:r>
+          <w:sz w:val="22"/>
+          <w:szCs w:val="22"/>
+        </w:rPr>
+        <w:t xml:space="preserve"> </w:t>
+      </w:r>
+      <w:r>
+        <w:rPr>
+          <w:sz w:val="22"/>
+          <w:szCs w:val="22"/>
+        </w:rPr>
         <w:t>efecto</w:t>
       </w:r>
       <w:r>
         <w:rPr>
           <w:spacing w:val="1"/>
-        </w:rPr>
-        <w:t xml:space="preserve"> </w:t>
-      </w:r>
-      <w:r>
+          <w:sz w:val="22"/>
+          <w:szCs w:val="22"/>
+        </w:rPr>
+        <w:t xml:space="preserve"> </w:t>
+      </w:r>
+      <w:r>
+        <w:rPr>
+          <w:sz w:val="22"/>
+          <w:szCs w:val="22"/>
+        </w:rPr>
         <w:t>legal</w:t>
       </w:r>
       <w:r>
         <w:rPr>
           <w:spacing w:val="1"/>
-        </w:rPr>
-        <w:t xml:space="preserve"> </w:t>
-      </w:r>
-      <w:r>
+          <w:sz w:val="22"/>
+          <w:szCs w:val="22"/>
+        </w:rPr>
+        <w:t xml:space="preserve"> </w:t>
+      </w:r>
+      <w:r>
+        <w:rPr>
+          <w:sz w:val="22"/>
+          <w:szCs w:val="22"/>
+        </w:rPr>
         <w:t>conforme</w:t>
       </w:r>
       <w:r>
         <w:rPr>
           <w:spacing w:val="1"/>
-        </w:rPr>
-        <w:t xml:space="preserve"> </w:t>
-      </w:r>
-      <w:r>
+          <w:sz w:val="22"/>
+          <w:szCs w:val="22"/>
+        </w:rPr>
+        <w:t xml:space="preserve"> </w:t>
+      </w:r>
+      <w:r>
+        <w:rPr>
+          <w:sz w:val="22"/>
+          <w:szCs w:val="22"/>
+        </w:rPr>
         <w:t>a</w:t>
       </w:r>
       <w:r>
         <w:rPr>
           <w:spacing w:val="1"/>
-        </w:rPr>
-        <w:t xml:space="preserve"> </w:t>
-      </w:r>
-      <w:r>
+          <w:sz w:val="22"/>
+          <w:szCs w:val="22"/>
+        </w:rPr>
+        <w:t xml:space="preserve"> </w:t>
+      </w:r>
+      <w:r>
+        <w:rPr>
+          <w:sz w:val="22"/>
+          <w:szCs w:val="22"/>
+        </w:rPr>
         <w:t>lo</w:t>
       </w:r>
       <w:r>
         <w:rPr>
           <w:spacing w:val="-65"/>
-        </w:rPr>
-        <w:t xml:space="preserve"> </w:t>
-      </w:r>
-      <w:r>
+          <w:sz w:val="22"/>
+          <w:szCs w:val="22"/>
+        </w:rPr>
+        <w:t xml:space="preserve"> </w:t>
+      </w:r>
+      <w:r>
+        <w:rPr>
+          <w:sz w:val="22"/>
+          <w:szCs w:val="22"/>
+        </w:rPr>
         <w:t>estipulado</w:t>
       </w:r>
       <w:r>
         <w:rPr>
           <w:spacing w:val="-3"/>
-        </w:rPr>
-        <w:t xml:space="preserve"> </w:t>
-      </w:r>
-      <w:r>
+          <w:sz w:val="22"/>
+          <w:szCs w:val="22"/>
+        </w:rPr>
+        <w:t xml:space="preserve"> </w:t>
+      </w:r>
+      <w:r>
+        <w:rPr>
+          <w:sz w:val="22"/>
+          <w:szCs w:val="22"/>
+        </w:rPr>
         <w:t>en</w:t>
       </w:r>
       <w:r>
         <w:rPr>
           <w:spacing w:val="-2"/>
-        </w:rPr>
-        <w:t xml:space="preserve"> </w:t>
-      </w:r>
-      <w:r>
+          <w:sz w:val="22"/>
+          <w:szCs w:val="22"/>
+        </w:rPr>
+        <w:t xml:space="preserve"> </w:t>
+      </w:r>
+      <w:r>
+        <w:rPr>
+          <w:sz w:val="22"/>
+          <w:szCs w:val="22"/>
+        </w:rPr>
         <w:t>el artículo 15</w:t>
       </w:r>
       <w:r>
         <w:rPr>
           <w:spacing w:val="-2"/>
-        </w:rPr>
-        <w:t xml:space="preserve"> </w:t>
-      </w:r>
-      <w:r>
+          <w:sz w:val="22"/>
+          <w:szCs w:val="22"/>
+        </w:rPr>
+        <w:t xml:space="preserve"> </w:t>
+      </w:r>
+      <w:r>
+        <w:rPr>
+          <w:sz w:val="22"/>
+          <w:szCs w:val="22"/>
+        </w:rPr>
         <w:t>de</w:t>
       </w:r>
       <w:r>
         <w:rPr>
           <w:spacing w:val="-2"/>
-        </w:rPr>
-        <w:t xml:space="preserve"> </w:t>
-      </w:r>
-      <w:r>
+          <w:sz w:val="22"/>
+          <w:szCs w:val="22"/>
+        </w:rPr>
+        <w:t xml:space="preserve"> </w:t>
+      </w:r>
+      <w:r>
+        <w:rPr>
+          <w:sz w:val="22"/>
+          <w:szCs w:val="22"/>
+        </w:rPr>
         <w:t>la</w:t>
       </w:r>
       <w:r>
         <w:rPr>
           <w:spacing w:val="-1"/>
-        </w:rPr>
-        <w:t xml:space="preserve"> </w:t>
-      </w:r>
-      <w:r>
+          <w:sz w:val="22"/>
+          <w:szCs w:val="22"/>
+        </w:rPr>
+        <w:t xml:space="preserve"> </w:t>
+      </w:r>
+      <w:r>
+        <w:rPr>
+          <w:sz w:val="22"/>
+          <w:szCs w:val="22"/>
+        </w:rPr>
         <w:t>Ley 50 de 1990.</w:t>
       </w:r>
     </w:p>
@@ -913,8 +1430,9 @@
       <w:pPr>
         <w:pStyle w:val="Textoindependiente"/>
         <w:spacing w:before="7"/>
-        <w:rPr>
-          <w:sz w:val="26"/>
+        <w:jc w:val="both"/>
+        <w:rPr>
+          <w:szCs w:val="22"/>
         </w:rPr>
       </w:pPr>
     </w:p>
@@ -924,11 +1442,17 @@
         <w:spacing w:line="249" w:lineRule="auto"/>
         <w:ind w:left="548" w:right="119"/>
         <w:jc w:val="both"/>
+        <w:rPr>
+          <w:sz w:val="22"/>
+          <w:szCs w:val="22"/>
+        </w:rPr>
       </w:pPr>
       <w:r>
         <w:rPr>
           <w:rFonts w:ascii="Arial" w:hAnsi="Arial"/>
           <w:b/>
+          <w:sz w:val="22"/>
+          <w:szCs w:val="22"/>
         </w:rPr>
         <w:t>TERCERA:</w:t>
       </w:r>
@@ -937,154 +1461,256 @@
           <w:rFonts w:ascii="Arial" w:hAnsi="Arial"/>
           <w:b/>
           <w:spacing w:val="1"/>
-        </w:rPr>
-        <w:t xml:space="preserve"> </w:t>
-      </w:r>
-      <w:r>
+          <w:sz w:val="22"/>
+          <w:szCs w:val="22"/>
+        </w:rPr>
+        <w:t xml:space="preserve"> </w:t>
+      </w:r>
+      <w:r>
+        <w:rPr>
+          <w:sz w:val="22"/>
+          <w:szCs w:val="22"/>
+        </w:rPr>
         <w:t>Las</w:t>
       </w:r>
       <w:r>
         <w:rPr>
           <w:spacing w:val="1"/>
-        </w:rPr>
-        <w:t xml:space="preserve"> </w:t>
-      </w:r>
-      <w:r>
+          <w:sz w:val="22"/>
+          <w:szCs w:val="22"/>
+        </w:rPr>
+        <w:t xml:space="preserve"> </w:t>
+      </w:r>
+      <w:r>
+        <w:rPr>
+          <w:sz w:val="22"/>
+          <w:szCs w:val="22"/>
+        </w:rPr>
         <w:t>partes</w:t>
       </w:r>
       <w:r>
         <w:rPr>
           <w:spacing w:val="1"/>
-        </w:rPr>
-        <w:t xml:space="preserve"> </w:t>
-      </w:r>
-      <w:r>
+          <w:sz w:val="22"/>
+          <w:szCs w:val="22"/>
+        </w:rPr>
+        <w:t xml:space="preserve"> </w:t>
+      </w:r>
+      <w:r>
+        <w:rPr>
+          <w:sz w:val="22"/>
+          <w:szCs w:val="22"/>
+        </w:rPr>
         <w:t>declaran</w:t>
       </w:r>
       <w:r>
         <w:rPr>
           <w:spacing w:val="1"/>
-        </w:rPr>
-        <w:t xml:space="preserve"> </w:t>
-      </w:r>
-      <w:r>
+          <w:sz w:val="22"/>
+          <w:szCs w:val="22"/>
+        </w:rPr>
+        <w:t xml:space="preserve"> </w:t>
+      </w:r>
+      <w:r>
+        <w:rPr>
+          <w:sz w:val="22"/>
+          <w:szCs w:val="22"/>
+        </w:rPr>
         <w:t>y</w:t>
       </w:r>
       <w:r>
         <w:rPr>
           <w:spacing w:val="1"/>
-        </w:rPr>
-        <w:t xml:space="preserve"> </w:t>
-      </w:r>
-      <w:r>
+          <w:sz w:val="22"/>
+          <w:szCs w:val="22"/>
+        </w:rPr>
+        <w:t xml:space="preserve"> </w:t>
+      </w:r>
+      <w:r>
+        <w:rPr>
+          <w:sz w:val="22"/>
+          <w:szCs w:val="22"/>
+        </w:rPr>
         <w:t>así</w:t>
       </w:r>
       <w:r>
         <w:rPr>
           <w:spacing w:val="1"/>
-        </w:rPr>
-        <w:t xml:space="preserve"> </w:t>
-      </w:r>
-      <w:r>
+          <w:sz w:val="22"/>
+          <w:szCs w:val="22"/>
+        </w:rPr>
+        <w:t xml:space="preserve"> </w:t>
+      </w:r>
+      <w:r>
+        <w:rPr>
+          <w:sz w:val="22"/>
+          <w:szCs w:val="22"/>
+        </w:rPr>
         <w:t>lo</w:t>
       </w:r>
       <w:r>
         <w:rPr>
           <w:spacing w:val="1"/>
-        </w:rPr>
-        <w:t xml:space="preserve"> </w:t>
-      </w:r>
-      <w:r>
+          <w:sz w:val="22"/>
+          <w:szCs w:val="22"/>
+        </w:rPr>
+        <w:t xml:space="preserve"> </w:t>
+      </w:r>
+      <w:r>
+        <w:rPr>
+          <w:sz w:val="22"/>
+          <w:szCs w:val="22"/>
+        </w:rPr>
         <w:t>hacen</w:t>
       </w:r>
       <w:r>
         <w:rPr>
           <w:spacing w:val="1"/>
-        </w:rPr>
-        <w:t xml:space="preserve"> </w:t>
-      </w:r>
-      <w:r>
+          <w:sz w:val="22"/>
+          <w:szCs w:val="22"/>
+        </w:rPr>
+        <w:t xml:space="preserve"> </w:t>
+      </w:r>
+      <w:r>
+        <w:rPr>
+          <w:sz w:val="22"/>
+          <w:szCs w:val="22"/>
+        </w:rPr>
         <w:t>constar</w:t>
       </w:r>
       <w:r>
         <w:rPr>
           <w:spacing w:val="1"/>
-        </w:rPr>
-        <w:t xml:space="preserve"> </w:t>
-      </w:r>
-      <w:r>
+          <w:sz w:val="22"/>
+          <w:szCs w:val="22"/>
+        </w:rPr>
+        <w:t xml:space="preserve"> </w:t>
+      </w:r>
+      <w:r>
+        <w:rPr>
+          <w:sz w:val="22"/>
+          <w:szCs w:val="22"/>
+        </w:rPr>
         <w:t>que</w:t>
       </w:r>
       <w:r>
         <w:rPr>
           <w:spacing w:val="1"/>
-        </w:rPr>
-        <w:t xml:space="preserve"> </w:t>
-      </w:r>
-      <w:r>
+          <w:sz w:val="22"/>
+          <w:szCs w:val="22"/>
+        </w:rPr>
+        <w:t xml:space="preserve"> </w:t>
+      </w:r>
+      <w:r>
+        <w:rPr>
+          <w:sz w:val="22"/>
+          <w:szCs w:val="22"/>
+        </w:rPr>
         <w:t>el</w:t>
       </w:r>
       <w:r>
         <w:rPr>
           <w:spacing w:val="1"/>
-        </w:rPr>
-        <w:t xml:space="preserve"> </w:t>
-      </w:r>
-      <w:r>
+          <w:sz w:val="22"/>
+          <w:szCs w:val="22"/>
+        </w:rPr>
+        <w:t xml:space="preserve"> </w:t>
+      </w:r>
+      <w:r>
+        <w:rPr>
+          <w:sz w:val="22"/>
+          <w:szCs w:val="22"/>
+        </w:rPr>
         <w:t>presente</w:t>
       </w:r>
       <w:r>
         <w:rPr>
           <w:spacing w:val="-65"/>
-        </w:rPr>
-        <w:t xml:space="preserve"> </w:t>
-      </w:r>
-      <w:r>
+          <w:sz w:val="22"/>
+          <w:szCs w:val="22"/>
+        </w:rPr>
+        <w:t xml:space="preserve"> </w:t>
+      </w:r>
+      <w:r>
+        <w:rPr>
+          <w:sz w:val="22"/>
+          <w:szCs w:val="22"/>
+        </w:rPr>
         <w:t>beneficio, en tanto deriva de la mera liberalidad de la empresa, podrá ser</w:t>
       </w:r>
       <w:r>
         <w:rPr>
           <w:spacing w:val="1"/>
-        </w:rPr>
-        <w:t xml:space="preserve"> </w:t>
-      </w:r>
-      <w:r>
+          <w:sz w:val="22"/>
+          <w:szCs w:val="22"/>
+        </w:rPr>
+        <w:t xml:space="preserve"> </w:t>
+      </w:r>
+      <w:r>
+        <w:rPr>
+          <w:sz w:val="22"/>
+          <w:szCs w:val="22"/>
+        </w:rPr>
         <w:t>modificado o eliminado de manera unilateral por la compañía cuando las</w:t>
       </w:r>
       <w:r>
         <w:rPr>
           <w:spacing w:val="1"/>
-        </w:rPr>
-        <w:t xml:space="preserve"> </w:t>
-      </w:r>
-      <w:r>
+          <w:sz w:val="22"/>
+          <w:szCs w:val="22"/>
+        </w:rPr>
+        <w:t xml:space="preserve"> </w:t>
+      </w:r>
+      <w:r>
+        <w:rPr>
+          <w:sz w:val="22"/>
+          <w:szCs w:val="22"/>
+        </w:rPr>
         <w:t>necesidades así lo ameriten,</w:t>
       </w:r>
       <w:r>
         <w:rPr>
           <w:spacing w:val="1"/>
-        </w:rPr>
-        <w:t xml:space="preserve"> </w:t>
-      </w:r>
-      <w:r>
+          <w:sz w:val="22"/>
+          <w:szCs w:val="22"/>
+        </w:rPr>
+        <w:t xml:space="preserve"> </w:t>
+      </w:r>
+      <w:r>
+        <w:rPr>
+          <w:sz w:val="22"/>
+          <w:szCs w:val="22"/>
+        </w:rPr>
         <w:t>sin que por ello se entienda desmejora en las</w:t>
       </w:r>
       <w:r>
         <w:rPr>
           <w:spacing w:val="1"/>
-        </w:rPr>
-        <w:t xml:space="preserve"> </w:t>
-      </w:r>
-      <w:r>
+          <w:sz w:val="22"/>
+          <w:szCs w:val="22"/>
+        </w:rPr>
+        <w:t xml:space="preserve"> </w:t>
+      </w:r>
+      <w:r>
+        <w:rPr>
+          <w:sz w:val="22"/>
+          <w:szCs w:val="22"/>
+        </w:rPr>
         <w:t>condiciones</w:t>
       </w:r>
       <w:r>
         <w:rPr>
           <w:spacing w:val="-1"/>
-        </w:rPr>
-        <w:t xml:space="preserve"> </w:t>
-      </w:r>
-      <w:r>
+          <w:sz w:val="22"/>
+          <w:szCs w:val="22"/>
+        </w:rPr>
+        <w:t xml:space="preserve"> </w:t>
+      </w:r>
+      <w:r>
+        <w:rPr>
+          <w:sz w:val="22"/>
+          <w:szCs w:val="22"/>
+        </w:rPr>
         <w:t>del trabajador.</w:t>
       </w:r>
     </w:p>
@@ -1092,8 +1718,9 @@
       <w:pPr>
         <w:pStyle w:val="Textoindependiente"/>
         <w:spacing w:before="8"/>
-        <w:rPr>
-          <w:sz w:val="26"/>
+        <w:jc w:val="both"/>
+        <w:rPr>
+          <w:szCs w:val="22"/>
         </w:rPr>
       </w:pPr>
     </w:p>
@@ -1103,178 +1730,295 @@
         <w:spacing w:line="247" w:lineRule="auto"/>
         <w:ind w:left="548" w:right="126"/>
         <w:jc w:val="both"/>
+        <w:rPr>
+          <w:sz w:val="22"/>
+          <w:szCs w:val="22"/>
+        </w:rPr>
       </w:pPr>
       <w:r>
+        <w:rPr>
+          <w:sz w:val="22"/>
+          <w:szCs w:val="22"/>
+        </w:rPr>
         <w:t>Ratifico</w:t>
       </w:r>
       <w:r>
         <w:rPr>
           <w:spacing w:val="1"/>
-        </w:rPr>
-        <w:t xml:space="preserve"> </w:t>
-      </w:r>
-      <w:r>
+          <w:sz w:val="22"/>
+          <w:szCs w:val="22"/>
+        </w:rPr>
+        <w:t xml:space="preserve"> </w:t>
+      </w:r>
+      <w:r>
+        <w:rPr>
+          <w:sz w:val="22"/>
+          <w:szCs w:val="22"/>
+        </w:rPr>
         <w:t>que,</w:t>
       </w:r>
       <w:r>
         <w:rPr>
           <w:spacing w:val="1"/>
-        </w:rPr>
-        <w:t xml:space="preserve"> </w:t>
-      </w:r>
-      <w:r>
+          <w:sz w:val="22"/>
+          <w:szCs w:val="22"/>
+        </w:rPr>
+        <w:t xml:space="preserve"> </w:t>
+      </w:r>
+      <w:r>
+        <w:rPr>
+          <w:sz w:val="22"/>
+          <w:szCs w:val="22"/>
+        </w:rPr>
         <w:t>desde</w:t>
       </w:r>
       <w:r>
         <w:rPr>
           <w:spacing w:val="1"/>
-        </w:rPr>
-        <w:t xml:space="preserve"> </w:t>
-      </w:r>
-      <w:r>
+          <w:sz w:val="22"/>
+          <w:szCs w:val="22"/>
+        </w:rPr>
+        <w:t xml:space="preserve"> </w:t>
+      </w:r>
+      <w:r>
+        <w:rPr>
+          <w:sz w:val="22"/>
+          <w:szCs w:val="22"/>
+        </w:rPr>
         <w:t>el</w:t>
       </w:r>
       <w:r>
         <w:rPr>
           <w:spacing w:val="1"/>
-        </w:rPr>
-        <w:t xml:space="preserve"> </w:t>
-      </w:r>
-      <w:r>
+          <w:sz w:val="22"/>
+          <w:szCs w:val="22"/>
+        </w:rPr>
+        <w:t xml:space="preserve"> </w:t>
+      </w:r>
+      <w:r>
+        <w:rPr>
+          <w:sz w:val="22"/>
+          <w:szCs w:val="22"/>
+        </w:rPr>
         <w:t>primer</w:t>
       </w:r>
       <w:r>
         <w:rPr>
           <w:spacing w:val="1"/>
-        </w:rPr>
-        <w:t xml:space="preserve"> </w:t>
-      </w:r>
-      <w:r>
+          <w:sz w:val="22"/>
+          <w:szCs w:val="22"/>
+        </w:rPr>
+        <w:t xml:space="preserve"> </w:t>
+      </w:r>
+      <w:r>
+        <w:rPr>
+          <w:sz w:val="22"/>
+          <w:szCs w:val="22"/>
+        </w:rPr>
         <w:t>pago</w:t>
       </w:r>
       <w:r>
         <w:rPr>
           <w:spacing w:val="1"/>
-        </w:rPr>
-        <w:t xml:space="preserve"> </w:t>
-      </w:r>
-      <w:r>
+          <w:sz w:val="22"/>
+          <w:szCs w:val="22"/>
+        </w:rPr>
+        <w:t xml:space="preserve"> </w:t>
+      </w:r>
+      <w:r>
+        <w:rPr>
+          <w:sz w:val="22"/>
+          <w:szCs w:val="22"/>
+        </w:rPr>
         <w:t>recibido</w:t>
       </w:r>
       <w:r>
         <w:rPr>
           <w:spacing w:val="1"/>
-        </w:rPr>
-        <w:t xml:space="preserve"> </w:t>
-      </w:r>
-      <w:r>
+          <w:sz w:val="22"/>
+          <w:szCs w:val="22"/>
+        </w:rPr>
+        <w:t xml:space="preserve"> </w:t>
+      </w:r>
+      <w:r>
+        <w:rPr>
+          <w:sz w:val="22"/>
+          <w:szCs w:val="22"/>
+        </w:rPr>
         <w:t>por</w:t>
       </w:r>
       <w:r>
         <w:rPr>
           <w:spacing w:val="1"/>
-        </w:rPr>
-        <w:t xml:space="preserve"> </w:t>
-      </w:r>
-      <w:r>
+          <w:sz w:val="22"/>
+          <w:szCs w:val="22"/>
+        </w:rPr>
+        <w:t xml:space="preserve"> </w:t>
+      </w:r>
+      <w:r>
+        <w:rPr>
+          <w:sz w:val="22"/>
+          <w:szCs w:val="22"/>
+        </w:rPr>
         <w:t>concepto</w:t>
       </w:r>
       <w:r>
         <w:rPr>
           <w:spacing w:val="1"/>
-        </w:rPr>
-        <w:t xml:space="preserve"> </w:t>
-      </w:r>
-      <w:r>
+          <w:sz w:val="22"/>
+          <w:szCs w:val="22"/>
+        </w:rPr>
+        <w:t xml:space="preserve"> </w:t>
+      </w:r>
+      <w:r>
+        <w:rPr>
+          <w:sz w:val="22"/>
+          <w:szCs w:val="22"/>
+        </w:rPr>
         <w:t>de</w:t>
       </w:r>
       <w:r>
         <w:rPr>
           <w:spacing w:val="1"/>
-        </w:rPr>
-        <w:t xml:space="preserve"> </w:t>
-      </w:r>
-      <w:r>
+          <w:sz w:val="22"/>
+          <w:szCs w:val="22"/>
+        </w:rPr>
+        <w:t xml:space="preserve"> </w:t>
+      </w:r>
+      <w:r>
+        <w:rPr>
+          <w:sz w:val="22"/>
+          <w:szCs w:val="22"/>
+        </w:rPr>
         <w:t>auxilio</w:t>
       </w:r>
       <w:r>
         <w:rPr>
           <w:spacing w:val="1"/>
-        </w:rPr>
-        <w:t xml:space="preserve"> </w:t>
-      </w:r>
-      <w:r>
+          <w:sz w:val="22"/>
+          <w:szCs w:val="22"/>
+        </w:rPr>
+        <w:t xml:space="preserve"> </w:t>
+      </w:r>
+      <w:r>
+        <w:rPr>
+          <w:sz w:val="22"/>
+          <w:szCs w:val="22"/>
+        </w:rPr>
         <w:t>de</w:t>
       </w:r>
       <w:r>
         <w:rPr>
           <w:spacing w:val="1"/>
-        </w:rPr>
-        <w:t xml:space="preserve"> </w:t>
-      </w:r>
-      <w:r>
+          <w:sz w:val="22"/>
+          <w:szCs w:val="22"/>
+        </w:rPr>
+        <w:t xml:space="preserve"> </w:t>
+      </w:r>
+      <w:r>
+        <w:rPr>
+          <w:sz w:val="22"/>
+          <w:szCs w:val="22"/>
+        </w:rPr>
         <w:t>alimentación,</w:t>
       </w:r>
       <w:r>
         <w:rPr>
           <w:spacing w:val="-1"/>
-        </w:rPr>
-        <w:t xml:space="preserve"> </w:t>
-      </w:r>
-      <w:r>
+          <w:sz w:val="22"/>
+          <w:szCs w:val="22"/>
+        </w:rPr>
+        <w:t xml:space="preserve"> </w:t>
+      </w:r>
+      <w:r>
+        <w:rPr>
+          <w:sz w:val="22"/>
+          <w:szCs w:val="22"/>
+        </w:rPr>
         <w:t>este fue</w:t>
       </w:r>
       <w:r>
         <w:rPr>
           <w:spacing w:val="-2"/>
-        </w:rPr>
-        <w:t xml:space="preserve"> </w:t>
-      </w:r>
-      <w:r>
+          <w:sz w:val="22"/>
+          <w:szCs w:val="22"/>
+        </w:rPr>
+        <w:t xml:space="preserve"> </w:t>
+      </w:r>
+      <w:r>
+        <w:rPr>
+          <w:sz w:val="22"/>
+          <w:szCs w:val="22"/>
+        </w:rPr>
         <w:t>pactado</w:t>
       </w:r>
       <w:r>
         <w:rPr>
           <w:spacing w:val="-1"/>
-        </w:rPr>
-        <w:t xml:space="preserve"> </w:t>
-      </w:r>
-      <w:r>
+          <w:sz w:val="22"/>
+          <w:szCs w:val="22"/>
+        </w:rPr>
+        <w:t xml:space="preserve"> </w:t>
+      </w:r>
+      <w:r>
+        <w:rPr>
+          <w:sz w:val="22"/>
+          <w:szCs w:val="22"/>
+        </w:rPr>
         <w:t>como no</w:t>
       </w:r>
       <w:r>
         <w:rPr>
           <w:spacing w:val="-1"/>
-        </w:rPr>
-        <w:t xml:space="preserve"> </w:t>
-      </w:r>
-      <w:r>
+          <w:sz w:val="22"/>
+          <w:szCs w:val="22"/>
+        </w:rPr>
+        <w:t xml:space="preserve"> </w:t>
+      </w:r>
+      <w:r>
+        <w:rPr>
+          <w:sz w:val="22"/>
+          <w:szCs w:val="22"/>
+        </w:rPr>
         <w:t>salarial por</w:t>
       </w:r>
       <w:r>
         <w:rPr>
           <w:spacing w:val="-1"/>
-        </w:rPr>
-        <w:t xml:space="preserve"> </w:t>
-      </w:r>
-      <w:r>
+          <w:sz w:val="22"/>
+          <w:szCs w:val="22"/>
+        </w:rPr>
+        <w:t xml:space="preserve"> </w:t>
+      </w:r>
+      <w:r>
+        <w:rPr>
+          <w:sz w:val="22"/>
+          <w:szCs w:val="22"/>
+        </w:rPr>
         <w:t>las</w:t>
       </w:r>
       <w:r>
         <w:rPr>
           <w:spacing w:val="-3"/>
-        </w:rPr>
-        <w:t xml:space="preserve"> </w:t>
-      </w:r>
-      <w:r>
+          <w:sz w:val="22"/>
+          <w:szCs w:val="22"/>
+        </w:rPr>
+        <w:t xml:space="preserve"> </w:t>
+      </w:r>
+      <w:r>
+        <w:rPr>
+          <w:sz w:val="22"/>
+          <w:szCs w:val="22"/>
+        </w:rPr>
         <w:t>partes.</w:t>
       </w:r>
     </w:p>
     <w:p>
       <w:pPr>
         <w:pStyle w:val="Textoindependiente"/>
-        <w:rPr>
-          <w:sz w:val="26"/>
+        <w:jc w:val="both"/>
+        <w:rPr>
+          <w:szCs w:val="22"/>
         </w:rPr>
       </w:pPr>
     </w:p>
@@ -1282,8 +2026,9 @@
       <w:pPr>
         <w:pStyle w:val="Textoindependiente"/>
         <w:spacing w:before="7"/>
-        <w:rPr>
-          <w:sz w:val="26"/>
+        <w:jc w:val="both"/>
+        <w:rPr>
+          <w:szCs w:val="22"/>
         </w:rPr>
       </w:pPr>
     </w:p>
@@ -1292,76 +2037,128 @@
         <w:pStyle w:val="Textoindependiente"/>
         <w:ind w:left="548"/>
         <w:jc w:val="both"/>
+        <w:rPr>
+          <w:sz w:val="22"/>
+          <w:szCs w:val="22"/>
+        </w:rPr>
       </w:pPr>
       <w:r>
+        <w:rPr>
+          <w:sz w:val="22"/>
+          <w:szCs w:val="22"/>
+        </w:rPr>
         <w:t>En</w:t>
       </w:r>
       <w:r>
         <w:rPr>
           <w:spacing w:val="-1"/>
-        </w:rPr>
-        <w:t xml:space="preserve"> </w:t>
-      </w:r>
-      <w:r>
+          <w:sz w:val="22"/>
+          <w:szCs w:val="22"/>
+        </w:rPr>
+        <w:t xml:space="preserve"> </w:t>
+      </w:r>
+      <w:r>
+        <w:rPr>
+          <w:sz w:val="22"/>
+          <w:szCs w:val="22"/>
+        </w:rPr>
         <w:t>constancia</w:t>
       </w:r>
       <w:r>
         <w:rPr>
           <w:spacing w:val="-1"/>
-        </w:rPr>
-        <w:t xml:space="preserve"> </w:t>
-      </w:r>
-      <w:r>
+          <w:sz w:val="22"/>
+          <w:szCs w:val="22"/>
+        </w:rPr>
+        <w:t xml:space="preserve"> </w:t>
+      </w:r>
+      <w:r>
+        <w:rPr>
+          <w:sz w:val="22"/>
+          <w:szCs w:val="22"/>
+        </w:rPr>
         <w:t>se</w:t>
       </w:r>
       <w:r>
         <w:rPr>
           <w:spacing w:val="-2"/>
-        </w:rPr>
-        <w:t xml:space="preserve"> </w:t>
-      </w:r>
-      <w:r>
+          <w:sz w:val="22"/>
+          <w:szCs w:val="22"/>
+        </w:rPr>
+        <w:t xml:space="preserve"> </w:t>
+      </w:r>
+      <w:r>
+        <w:rPr>
+          <w:sz w:val="22"/>
+          <w:szCs w:val="22"/>
+        </w:rPr>
         <w:t>firma</w:t>
       </w:r>
       <w:r>
         <w:rPr>
           <w:spacing w:val="-3"/>
-        </w:rPr>
-        <w:t xml:space="preserve"> </w:t>
-      </w:r>
-      <w:r>
+          <w:sz w:val="22"/>
+          <w:szCs w:val="22"/>
+        </w:rPr>
+        <w:t xml:space="preserve"> </w:t>
+      </w:r>
+      <w:r>
+        <w:rPr>
+          <w:sz w:val="22"/>
+          <w:szCs w:val="22"/>
+        </w:rPr>
         <w:t>en</w:t>
       </w:r>
       <w:r>
         <w:rPr>
           <w:spacing w:val="-1"/>
-        </w:rPr>
-        <w:t xml:space="preserve"> </w:t>
-      </w:r>
-      <w:r>
+          <w:sz w:val="22"/>
+          <w:szCs w:val="22"/>
+        </w:rPr>
+        <w:t xml:space="preserve"> </w:t>
+      </w:r>
+      <w:r>
+        <w:rPr>
+          <w:sz w:val="22"/>
+          <w:szCs w:val="22"/>
+        </w:rPr>
         <w:t>la</w:t>
       </w:r>
       <w:r>
         <w:rPr>
           <w:spacing w:val="-2"/>
-        </w:rPr>
-        <w:t xml:space="preserve"> </w:t>
-      </w:r>
-      <w:r>
+          <w:sz w:val="22"/>
+          <w:szCs w:val="22"/>
+        </w:rPr>
+        <w:t xml:space="preserve"> </w:t>
+      </w:r>
+      <w:r>
+        <w:rPr>
+          <w:sz w:val="22"/>
+          <w:szCs w:val="22"/>
+        </w:rPr>
         <w:t>ciudad</w:t>
       </w:r>
       <w:r>
         <w:rPr>
           <w:spacing w:val="-1"/>
-        </w:rPr>
-        <w:t xml:space="preserve"> </w:t>
-      </w:r>
-      <w:r>
+          <w:sz w:val="22"/>
+          <w:szCs w:val="22"/>
+        </w:rPr>
+        <w:t xml:space="preserve"> </w:t>
+      </w:r>
+      <w:r>
+        <w:rPr>
+          <w:sz w:val="22"/>
+          <w:szCs w:val="22"/>
+        </w:rPr>
         <w:t xml:space="preserve">de </w:t>
       </w:r>
       <w:r>
         <w:rPr>
           <w:rFonts w:eastAsia="Calibri" w:cs="Calibri"/>
+          <w:sz w:val="22"/>
+          <w:szCs w:val="22"/>
         </w:rPr>
         <w:t>[[</w:t>
       </w:r>
@@ -1369,6 +2166,8 @@
       <w:r>
         <w:rPr>
           <w:rFonts w:eastAsia="Calibri" w:cs="Calibri"/>
+          <w:sz w:val="22"/>
+          <w:szCs w:val="22"/>
         </w:rPr>
         <w:t>CiudadFirma</w:t>
       </w:r>
@@ -1376,6 +2175,8 @@
       <w:r>
         <w:rPr>
           <w:rFonts w:eastAsia="Calibri" w:cs="Calibri"/>
+          <w:sz w:val="22"/>
+          <w:szCs w:val="22"/>
         </w:rPr>
         <w:t>]] a los [[</w:t>
       </w:r>
@@ -1383,6 +2184,8 @@
       <w:r>
         <w:rPr>
           <w:rFonts w:eastAsia="Calibri" w:cs="Calibri"/>
+          <w:sz w:val="22"/>
+          <w:szCs w:val="22"/>
         </w:rPr>
         <w:t>FechaLarga</w:t>
       </w:r>
@@ -1390,6 +2193,8 @@
       <w:r>
         <w:rPr>
           <w:rFonts w:eastAsia="Calibri" w:cs="Calibri"/>
+          <w:sz w:val="22"/>
+          <w:szCs w:val="22"/>
         </w:rPr>
         <w:t>]].</w:t>
       </w:r>
@@ -1399,21 +2204,25 @@
         <w:pStyle w:val="Textoindependiente"/>
         <w:ind w:left="548"/>
         <w:jc w:val="both"/>
+        <w:rPr>
+          <w:sz w:val="22"/>
+          <w:szCs w:val="22"/>
+        </w:rPr>
       </w:pPr>
     </w:p>
     <w:p>
       <w:pPr>
         <w:pStyle w:val="Textoindependiente"/>
         <w:rPr>
-          <w:sz w:val="26"/>
+          <w:szCs w:val="22"/>
         </w:rPr>
       </w:pPr>
       <w:r>
         <w:rPr>
           <w:rFonts w:ascii="Calibri Light" w:hAnsi="Calibri Light" w:cs="Calibri Light"/>
           <w:noProof/>
-          <w:sz w:val="22"/>
-          <w:szCs w:val="22"/>
+          <w:sz w:val="20"/>
+          <w:szCs w:val="20"/>
           <w:lang w:val="es-ES_tradnl"/>
         </w:rPr>
         <w:drawing>
@@ -1462,9 +2271,12 @@
     <w:p>
       <w:pPr>
         <w:pStyle w:val="Sinespaciado"/>
+        <w:jc w:val="both"/>
         <w:rPr>
           <w:b/>
           <w:bCs/>
+          <w:sz w:val="20"/>
+          <w:szCs w:val="20"/>
         </w:rPr>
       </w:pPr>
     </w:p>
@@ -1474,12 +2286,16 @@
         <w:rPr>
           <w:rFonts w:ascii="Arial" w:hAnsi="Arial"/>
           <w:b/>
+          <w:sz w:val="20"/>
+          <w:szCs w:val="20"/>
         </w:rPr>
       </w:pPr>
       <w:r>
         <w:rPr>
           <w:b/>
           <w:bCs/>
+          <w:sz w:val="20"/>
+          <w:szCs w:val="20"/>
         </w:rPr>
         <w:t xml:space="preserve">DANIEL EDUARDO NUNCIRA AGUDELO        </w:t>
       </w:r>
@@ -1488,16 +2304,24 @@
         <w:rPr>
           <w:b/>
           <w:bCs/>
+          <w:sz w:val="20"/>
+          <w:szCs w:val="20"/>
         </w:rPr>
         <w:t xml:space="preserve">  </w:t>
       </w:r>
       <w:r>
+        <w:rPr>
+          <w:sz w:val="20"/>
+          <w:szCs w:val="20"/>
+        </w:rPr>
         <w:t xml:space="preserve"> </w:t>
       </w:r>
       <w:r>
         <w:rPr>
           <w:rFonts w:ascii="Arial" w:hAnsi="Arial"/>
           <w:b/>
+          <w:sz w:val="20"/>
+          <w:szCs w:val="20"/>
         </w:rPr>
         <w:t>[</w:t>
       </w:r>
@@ -1506,6 +2330,8 @@
         <w:rPr>
           <w:rFonts w:ascii="Arial" w:hAnsi="Arial"/>
           <w:b/>
+          <w:sz w:val="20"/>
+          <w:szCs w:val="20"/>
         </w:rPr>
         <w:t>[Nombre]]</w:t>
       </w:r>
@@ -1513,53 +2339,82 @@
     <w:p>
       <w:pPr>
         <w:pStyle w:val="Sinespaciado"/>
+        <w:rPr>
+          <w:sz w:val="20"/>
+          <w:szCs w:val="20"/>
+        </w:rPr>
       </w:pPr>
       <w:r>
         <w:rPr>
           <w:rFonts w:ascii="Arial" w:hAnsi="Arial"/>
           <w:b/>
-        </w:rPr>
-        <w:t xml:space="preserve"> </w:t>
-      </w:r>
-      <w:r>
+          <w:sz w:val="20"/>
+          <w:szCs w:val="20"/>
+        </w:rPr>
+        <w:t xml:space="preserve"> </w:t>
+      </w:r>
+      <w:r>
+        <w:rPr>
+          <w:sz w:val="20"/>
+          <w:szCs w:val="20"/>
+        </w:rPr>
         <w:t>79.553.641</w:t>
       </w:r>
       <w:r>
+        <w:rPr>
+          <w:sz w:val="20"/>
+          <w:szCs w:val="20"/>
+        </w:rPr>
         <w:tab/>
         <w:t xml:space="preserve">                                                         C.C.</w:t>
       </w:r>
       <w:r>
         <w:rPr>
           <w:spacing w:val="-2"/>
-        </w:rPr>
-        <w:t xml:space="preserve"> </w:t>
-      </w:r>
-      <w:r>
+          <w:sz w:val="20"/>
+          <w:szCs w:val="20"/>
+        </w:rPr>
+        <w:t xml:space="preserve"> </w:t>
+      </w:r>
+      <w:r>
+        <w:rPr>
+          <w:sz w:val="20"/>
+          <w:szCs w:val="20"/>
+        </w:rPr>
         <w:t>No.</w:t>
       </w:r>
       <w:r>
         <w:rPr>
           <w:spacing w:val="-1"/>
-        </w:rPr>
-        <w:t xml:space="preserve"> </w:t>
-      </w:r>
-      <w:r>
+          <w:sz w:val="20"/>
+          <w:szCs w:val="20"/>
+        </w:rPr>
+        <w:t xml:space="preserve"> </w:t>
+      </w:r>
+      <w:r>
+        <w:rPr>
+          <w:sz w:val="20"/>
+          <w:szCs w:val="20"/>
+        </w:rPr>
         <w:t>[[Cedula]]</w:t>
       </w:r>
     </w:p>
     <w:p>
       <w:pPr>
         <w:spacing w:line="251" w:lineRule="exact"/>
-        <w:jc w:val="both"/>
         <w:rPr>
           <w:rFonts w:ascii="Arial"/>
           <w:b/>
+          <w:sz w:val="20"/>
+          <w:szCs w:val="20"/>
         </w:rPr>
       </w:pPr>
       <w:r>
         <w:rPr>
           <w:rFonts w:ascii="Arial"/>
           <w:b/>
+          <w:sz w:val="20"/>
+          <w:szCs w:val="20"/>
         </w:rPr>
         <w:t>CYRGO</w:t>
       </w:r>
@@ -1568,6 +2423,8 @@
           <w:rFonts w:ascii="Arial"/>
           <w:b/>
           <w:spacing w:val="-1"/>
+          <w:sz w:val="20"/>
+          <w:szCs w:val="20"/>
         </w:rPr>
         <w:t xml:space="preserve"> </w:t>
       </w:r>
@@ -1575,35 +2432,11 @@
         <w:rPr>
           <w:rFonts w:ascii="Arial"/>
           <w:b/>
+          <w:sz w:val="20"/>
+          <w:szCs w:val="20"/>
         </w:rPr>
         <w:t>S.A.S.</w:t>
       </w:r>
-    </w:p>
-    <w:p>
-      <w:pPr>
-        <w:rPr>
-          <w:rFonts w:ascii="Arial"/>
-        </w:rPr>
-      </w:pPr>
-    </w:p>
-    <w:p>
-      <w:pPr>
-        <w:rPr>
-          <w:rFonts w:ascii="Arial"/>
-        </w:rPr>
-      </w:pPr>
-    </w:p>
-    <w:p>
-      <w:pPr>
-        <w:rPr>
-          <w:rFonts w:ascii="Arial"/>
-        </w:rPr>
-      </w:pPr>
-    </w:p>
-    <w:p>
-      <w:pPr>
-        <w:jc w:val="both"/>
-      </w:pPr>
       <w:r>
         <w:rPr>
           <w:noProof/>
@@ -2891,6 +3724,7 @@
     <w:lsdException w:name="HTML Sample" w:semiHidden="1" w:unhideWhenUsed="1"/>
     <w:lsdException w:name="HTML Typewriter" w:semiHidden="1" w:unhideWhenUsed="1"/>
     <w:lsdException w:name="HTML Variable" w:semiHidden="1" w:unhideWhenUsed="1"/>
+    <w:lsdException w:name="Normal Table" w:semiHidden="1" w:unhideWhenUsed="1"/>
     <w:lsdException w:name="annotation subject" w:semiHidden="1" w:unhideWhenUsed="1"/>
     <w:lsdException w:name="No List" w:semiHidden="1" w:unhideWhenUsed="1"/>
     <w:lsdException w:name="Outline List 1" w:semiHidden="1" w:unhideWhenUsed="1"/>
@@ -2937,8 +3771,10 @@
     <w:lsdException w:name="Table Subtle 2" w:semiHidden="1" w:unhideWhenUsed="1"/>
     <w:lsdException w:name="Table Web 1" w:semiHidden="1" w:unhideWhenUsed="1"/>
     <w:lsdException w:name="Table Web 2" w:semiHidden="1" w:unhideWhenUsed="1"/>
+    <w:lsdException w:name="Table Web 3" w:semiHidden="1" w:unhideWhenUsed="1"/>
     <w:lsdException w:name="Balloon Text" w:semiHidden="1" w:unhideWhenUsed="1"/>
     <w:lsdException w:name="Table Grid" w:uiPriority="39"/>
+    <w:lsdException w:name="Table Theme" w:semiHidden="1" w:unhideWhenUsed="1"/>
     <w:lsdException w:name="Placeholder Text" w:semiHidden="1"/>
     <w:lsdException w:name="No Spacing" w:uiPriority="1" w:qFormat="1"/>
     <w:lsdException w:name="Light Shading" w:uiPriority="60"/>

--- a/webapp/templates/word/Otro_Si_Alimentacion_15_Cyrgo.docx
+++ b/webapp/templates/word/Otro_Si_Alimentacion_15_Cyrgo.docx
@@ -82,39 +82,7 @@
           <w:sz w:val="22"/>
           <w:szCs w:val="22"/>
         </w:rPr>
-        <w:t>En [[</w:t>
-      </w:r>
-      <w:proofErr w:type="spellStart"/>
-      <w:r>
-        <w:rPr>
-          <w:sz w:val="22"/>
-          <w:szCs w:val="22"/>
-        </w:rPr>
-        <w:t>CiudadFirma</w:t>
-      </w:r>
-      <w:proofErr w:type="spellEnd"/>
-      <w:r>
-        <w:rPr>
-          <w:sz w:val="22"/>
-          <w:szCs w:val="22"/>
-        </w:rPr>
-        <w:t>]], a los [[</w:t>
-      </w:r>
-      <w:proofErr w:type="spellStart"/>
-      <w:r>
-        <w:rPr>
-          <w:sz w:val="22"/>
-          <w:szCs w:val="22"/>
-        </w:rPr>
-        <w:t>FechaLarga</w:t>
-      </w:r>
-      <w:proofErr w:type="spellEnd"/>
-      <w:r>
-        <w:rPr>
-          <w:sz w:val="22"/>
-          <w:szCs w:val="22"/>
-        </w:rPr>
-        <w:t>]], se reunieron por una</w:t>
+        <w:t>En [[CiudadFirma]], a los [[FechaLarga]], se reunieron por una</w:t>
       </w:r>
       <w:r>
         <w:rPr>
@@ -275,7 +243,6 @@
         </w:rPr>
         <w:t xml:space="preserve"> </w:t>
       </w:r>
-      <w:proofErr w:type="gramStart"/>
       <w:r>
         <w:rPr>
           <w:sz w:val="22"/>
@@ -298,7 +265,6 @@
         </w:rPr>
         <w:t>su</w:t>
       </w:r>
-      <w:proofErr w:type="gramEnd"/>
       <w:r>
         <w:rPr>
           <w:sz w:val="22"/>
@@ -2038,6 +2004,7 @@
         <w:ind w:left="548"/>
         <w:jc w:val="both"/>
         <w:rPr>
+          <w:rFonts w:eastAsia="Calibri" w:cs="Calibri"/>
           <w:sz w:val="22"/>
           <w:szCs w:val="22"/>
         </w:rPr>
@@ -2160,49 +2127,12 @@
           <w:sz w:val="22"/>
           <w:szCs w:val="22"/>
         </w:rPr>
-        <w:t>[[</w:t>
-      </w:r>
-      <w:proofErr w:type="spellStart"/>
-      <w:r>
-        <w:rPr>
-          <w:rFonts w:eastAsia="Calibri" w:cs="Calibri"/>
-          <w:sz w:val="22"/>
-          <w:szCs w:val="22"/>
-        </w:rPr>
-        <w:t>CiudadFirma</w:t>
-      </w:r>
-      <w:proofErr w:type="spellEnd"/>
-      <w:r>
-        <w:rPr>
-          <w:rFonts w:eastAsia="Calibri" w:cs="Calibri"/>
-          <w:sz w:val="22"/>
-          <w:szCs w:val="22"/>
-        </w:rPr>
-        <w:t>]] a los [[</w:t>
-      </w:r>
-      <w:proofErr w:type="spellStart"/>
-      <w:r>
-        <w:rPr>
-          <w:rFonts w:eastAsia="Calibri" w:cs="Calibri"/>
-          <w:sz w:val="22"/>
-          <w:szCs w:val="22"/>
-        </w:rPr>
-        <w:t>FechaLarga</w:t>
-      </w:r>
-      <w:proofErr w:type="spellEnd"/>
-      <w:r>
-        <w:rPr>
-          <w:rFonts w:eastAsia="Calibri" w:cs="Calibri"/>
-          <w:sz w:val="22"/>
-          <w:szCs w:val="22"/>
-        </w:rPr>
-        <w:t>]].</w:t>
+        <w:t>[[CiudadFirma]] a los [[FechaLarga]].</w:t>
       </w:r>
     </w:p>
     <w:p>
       <w:pPr>
         <w:pStyle w:val="Textoindependiente"/>
-        <w:ind w:left="548"/>
         <w:jc w:val="both"/>
         <w:rPr>
           <w:sz w:val="22"/>
@@ -2213,6 +2143,17 @@
     <w:p>
       <w:pPr>
         <w:pStyle w:val="Textoindependiente"/>
+        <w:jc w:val="both"/>
+        <w:rPr>
+          <w:sz w:val="22"/>
+          <w:szCs w:val="22"/>
+        </w:rPr>
+      </w:pPr>
+    </w:p>
+    <w:p>
+      <w:pPr>
+        <w:pStyle w:val="Textoindependiente"/>
+        <w:jc w:val="both"/>
         <w:rPr>
           <w:szCs w:val="22"/>
         </w:rPr>
@@ -2270,103 +2211,244 @@
     </w:p>
     <w:p>
       <w:pPr>
+        <w:tabs>
+          <w:tab w:val="left" w:pos="709"/>
+          <w:tab w:val="left" w:pos="1418"/>
+          <w:tab w:val="left" w:pos="2127"/>
+          <w:tab w:val="left" w:pos="2836"/>
+          <w:tab w:val="left" w:pos="3545"/>
+          <w:tab w:val="left" w:pos="4254"/>
+          <w:tab w:val="left" w:pos="4963"/>
+          <w:tab w:val="left" w:pos="5672"/>
+          <w:tab w:val="left" w:pos="6381"/>
+          <w:tab w:val="left" w:pos="7090"/>
+          <w:tab w:val="left" w:pos="7799"/>
+          <w:tab w:val="left" w:pos="8508"/>
+          <w:tab w:val="left" w:pos="9217"/>
+          <w:tab w:val="left" w:pos="9926"/>
+          <w:tab w:val="left" w:pos="10635"/>
+          <w:tab w:val="left" w:pos="11344"/>
+          <w:tab w:val="left" w:pos="12053"/>
+        </w:tabs>
+        <w:jc w:val="both"/>
+        <w:rPr>
+          <w:rFonts w:ascii="Calibri" w:eastAsia="Calibri" w:hAnsi="Calibri" w:cs="Calibri"/>
+          <w:sz w:val="23"/>
+          <w:szCs w:val="23"/>
+        </w:rPr>
+      </w:pPr>
+      <w:r>
+        <w:rPr>
+          <w:rFonts w:ascii="Calibri" w:eastAsia="Calibri" w:hAnsi="Calibri" w:cs="Calibri"/>
+          <w:noProof/>
+          <w:sz w:val="23"/>
+          <w:szCs w:val="23"/>
+        </w:rPr>
+        <mc:AlternateContent>
+          <mc:Choice Requires="wps">
+            <w:drawing>
+              <wp:anchor distT="0" distB="0" distL="114300" distR="114300" simplePos="0" relativeHeight="251671552" behindDoc="0" locked="0" layoutInCell="1" allowOverlap="1" wp14:anchorId="04575A74" wp14:editId="2635D328">
+                <wp:simplePos x="0" y="0"/>
+                <wp:positionH relativeFrom="column">
+                  <wp:posOffset>2771775</wp:posOffset>
+                </wp:positionH>
+                <wp:positionV relativeFrom="paragraph">
+                  <wp:posOffset>9525</wp:posOffset>
+                </wp:positionV>
+                <wp:extent cx="1943100" cy="0"/>
+                <wp:effectExtent l="38100" t="38100" r="57150" b="95250"/>
+                <wp:wrapNone/>
+                <wp:docPr id="3" name="Conector: angular 3"/>
+                <wp:cNvGraphicFramePr/>
+                <a:graphic xmlns:a="http://schemas.openxmlformats.org/drawingml/2006/main">
+                  <a:graphicData uri="http://schemas.microsoft.com/office/word/2010/wordprocessingShape">
+                    <wps:wsp>
+                      <wps:cNvCnPr/>
+                      <wps:spPr>
+                        <a:xfrm>
+                          <a:off x="0" y="0"/>
+                          <a:ext cx="1943100" cy="0"/>
+                        </a:xfrm>
+                        <a:prstGeom prst="bentConnector3">
+                          <a:avLst/>
+                        </a:prstGeom>
+                        <a:ln w="6350"/>
+                      </wps:spPr>
+                      <wps:style>
+                        <a:lnRef idx="2">
+                          <a:schemeClr val="dk1"/>
+                        </a:lnRef>
+                        <a:fillRef idx="0">
+                          <a:schemeClr val="dk1"/>
+                        </a:fillRef>
+                        <a:effectRef idx="1">
+                          <a:schemeClr val="dk1"/>
+                        </a:effectRef>
+                        <a:fontRef idx="minor">
+                          <a:schemeClr val="tx1"/>
+                        </a:fontRef>
+                      </wps:style>
+                      <wps:bodyPr/>
+                    </wps:wsp>
+                  </a:graphicData>
+                </a:graphic>
+                <wp14:sizeRelH relativeFrom="margin">
+                  <wp14:pctWidth>0</wp14:pctWidth>
+                </wp14:sizeRelH>
+                <wp14:sizeRelV relativeFrom="margin">
+                  <wp14:pctHeight>0</wp14:pctHeight>
+                </wp14:sizeRelV>
+              </wp:anchor>
+            </w:drawing>
+          </mc:Choice>
+          <mc:Fallback>
+            <w:pict>
+              <v:shapetype w14:anchorId="0688C005" id="_x0000_t34" coordsize="21600,21600" o:spt="34" o:oned="t" adj="10800" path="m,l@0,0@0,21600,21600,21600e" filled="f">
+                <v:stroke joinstyle="miter"/>
+                <v:formulas>
+                  <v:f eqn="val #0"/>
+                </v:formulas>
+                <v:path arrowok="t" fillok="f" o:connecttype="none"/>
+                <v:handles>
+                  <v:h position="#0,center"/>
+                </v:handles>
+                <o:lock v:ext="edit" shapetype="t"/>
+              </v:shapetype>
+              <v:shape id="Conector: angular 3" o:spid="_x0000_s1026" type="#_x0000_t34" style="position:absolute;margin-left:218.25pt;margin-top:.75pt;width:153pt;height:0;z-index:251671552;visibility:visible;mso-wrap-style:square;mso-width-percent:0;mso-height-percent:0;mso-wrap-distance-left:9pt;mso-wrap-distance-top:0;mso-wrap-distance-right:9pt;mso-wrap-distance-bottom:0;mso-position-horizontal:absolute;mso-position-horizontal-relative:text;mso-position-vertical:absolute;mso-position-vertical-relative:text;mso-width-percent:0;mso-height-percent:0;mso-width-relative:margin;mso-height-relative:margin" o:gfxdata="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" strokecolor="black [3200]" strokeweight=".5pt">
+                <v:shadow on="t" color="black" opacity="24903f" origin=",.5" offset="0,.55556mm"/>
+              </v:shape>
+            </w:pict>
+          </mc:Fallback>
+        </mc:AlternateContent>
+      </w:r>
+      <w:r>
+        <w:rPr>
+          <w:rFonts w:ascii="Calibri" w:eastAsia="Calibri" w:hAnsi="Calibri" w:cs="Calibri"/>
+          <w:noProof/>
+          <w:sz w:val="23"/>
+          <w:szCs w:val="23"/>
+        </w:rPr>
+        <mc:AlternateContent>
+          <mc:Choice Requires="wps">
+            <w:drawing>
+              <wp:anchor distT="0" distB="0" distL="114300" distR="114300" simplePos="0" relativeHeight="251672576" behindDoc="0" locked="0" layoutInCell="1" allowOverlap="1" wp14:anchorId="79F27627" wp14:editId="65ABA117">
+                <wp:simplePos x="0" y="0"/>
+                <wp:positionH relativeFrom="column">
+                  <wp:posOffset>28575</wp:posOffset>
+                </wp:positionH>
+                <wp:positionV relativeFrom="paragraph">
+                  <wp:posOffset>5080</wp:posOffset>
+                </wp:positionV>
+                <wp:extent cx="1943100" cy="0"/>
+                <wp:effectExtent l="38100" t="38100" r="57150" b="95250"/>
+                <wp:wrapNone/>
+                <wp:docPr id="4" name="Conector: angular 4"/>
+                <wp:cNvGraphicFramePr/>
+                <a:graphic xmlns:a="http://schemas.openxmlformats.org/drawingml/2006/main">
+                  <a:graphicData uri="http://schemas.microsoft.com/office/word/2010/wordprocessingShape">
+                    <wps:wsp>
+                      <wps:cNvCnPr/>
+                      <wps:spPr>
+                        <a:xfrm>
+                          <a:off x="0" y="0"/>
+                          <a:ext cx="1943100" cy="0"/>
+                        </a:xfrm>
+                        <a:prstGeom prst="bentConnector3">
+                          <a:avLst/>
+                        </a:prstGeom>
+                        <a:ln w="6350"/>
+                      </wps:spPr>
+                      <wps:style>
+                        <a:lnRef idx="2">
+                          <a:schemeClr val="dk1"/>
+                        </a:lnRef>
+                        <a:fillRef idx="0">
+                          <a:schemeClr val="dk1"/>
+                        </a:fillRef>
+                        <a:effectRef idx="1">
+                          <a:schemeClr val="dk1"/>
+                        </a:effectRef>
+                        <a:fontRef idx="minor">
+                          <a:schemeClr val="tx1"/>
+                        </a:fontRef>
+                      </wps:style>
+                      <wps:bodyPr/>
+                    </wps:wsp>
+                  </a:graphicData>
+                </a:graphic>
+              </wp:anchor>
+            </w:drawing>
+          </mc:Choice>
+          <mc:Fallback>
+            <w:pict>
+              <v:shape w14:anchorId="49F4F0B3" id="Conector: angular 4" o:spid="_x0000_s1026" type="#_x0000_t34" style="position:absolute;margin-left:2.25pt;margin-top:.4pt;width:153pt;height:0;z-index:251672576;visibility:visible;mso-wrap-style:square;mso-wrap-distance-left:9pt;mso-wrap-distance-top:0;mso-wrap-distance-right:9pt;mso-wrap-distance-bottom:0;mso-position-horizontal:absolute;mso-position-horizontal-relative:text;mso-position-vertical:absolute;mso-position-vertical-relative:text" o:gfxdata="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" strokecolor="black [3200]" strokeweight=".5pt">
+                <v:shadow on="t" color="black" opacity="24903f" origin=",.5" offset="0,.55556mm"/>
+              </v:shape>
+            </w:pict>
+          </mc:Fallback>
+        </mc:AlternateContent>
+      </w:r>
+    </w:p>
+    <w:p>
+      <w:pPr>
         <w:pStyle w:val="Sinespaciado"/>
         <w:jc w:val="both"/>
+        <w:rPr>
+          <w:rFonts w:ascii="Arial" w:hAnsi="Arial"/>
+          <w:b/>
+          <w:sz w:val="20"/>
+          <w:szCs w:val="20"/>
+        </w:rPr>
+      </w:pPr>
+      <w:r>
         <w:rPr>
           <w:b/>
           <w:bCs/>
           <w:sz w:val="20"/>
           <w:szCs w:val="20"/>
         </w:rPr>
-      </w:pPr>
+        <w:t xml:space="preserve">DANIEL EDUARDO NUNCIRA AGUDELO          </w:t>
+      </w:r>
+      <w:r>
+        <w:rPr>
+          <w:sz w:val="20"/>
+          <w:szCs w:val="20"/>
+        </w:rPr>
+        <w:t xml:space="preserve"> </w:t>
+      </w:r>
+      <w:r>
+        <w:rPr>
+          <w:rFonts w:ascii="Arial" w:hAnsi="Arial"/>
+          <w:b/>
+          <w:sz w:val="20"/>
+          <w:szCs w:val="20"/>
+        </w:rPr>
+        <w:t>[[Nombre]]</w:t>
+      </w:r>
     </w:p>
     <w:p>
       <w:pPr>
         <w:pStyle w:val="Sinespaciado"/>
-        <w:rPr>
-          <w:rFonts w:ascii="Arial" w:hAnsi="Arial"/>
-          <w:b/>
+        <w:jc w:val="both"/>
+        <w:rPr>
           <w:sz w:val="20"/>
           <w:szCs w:val="20"/>
         </w:rPr>
       </w:pPr>
       <w:r>
         <w:rPr>
-          <w:b/>
-          <w:bCs/>
           <w:sz w:val="20"/>
           <w:szCs w:val="20"/>
         </w:rPr>
-        <w:t xml:space="preserve">DANIEL EDUARDO NUNCIRA AGUDELO        </w:t>
-      </w:r>
-      <w:proofErr w:type="gramStart"/>
-      <w:r>
-        <w:rPr>
-          <w:b/>
-          <w:bCs/>
+        <w:t>79.553.641</w:t>
+      </w:r>
+      <w:r>
+        <w:rPr>
           <w:sz w:val="20"/>
           <w:szCs w:val="20"/>
         </w:rPr>
-        <w:t xml:space="preserve">  </w:t>
-      </w:r>
-      <w:r>
-        <w:rPr>
-          <w:sz w:val="20"/>
-          <w:szCs w:val="20"/>
-        </w:rPr>
-        <w:t xml:space="preserve"> </w:t>
-      </w:r>
-      <w:r>
-        <w:rPr>
-          <w:rFonts w:ascii="Arial" w:hAnsi="Arial"/>
-          <w:b/>
-          <w:sz w:val="20"/>
-          <w:szCs w:val="20"/>
-        </w:rPr>
-        <w:t>[</w:t>
-      </w:r>
-      <w:proofErr w:type="gramEnd"/>
-      <w:r>
-        <w:rPr>
-          <w:rFonts w:ascii="Arial" w:hAnsi="Arial"/>
-          <w:b/>
-          <w:sz w:val="20"/>
-          <w:szCs w:val="20"/>
-        </w:rPr>
-        <w:t>[Nombre]]</w:t>
-      </w:r>
-    </w:p>
-    <w:p>
-      <w:pPr>
-        <w:pStyle w:val="Sinespaciado"/>
-        <w:rPr>
-          <w:sz w:val="20"/>
-          <w:szCs w:val="20"/>
-        </w:rPr>
-      </w:pPr>
-      <w:r>
-        <w:rPr>
-          <w:rFonts w:ascii="Arial" w:hAnsi="Arial"/>
-          <w:b/>
-          <w:sz w:val="20"/>
-          <w:szCs w:val="20"/>
-        </w:rPr>
-        <w:t xml:space="preserve"> </w:t>
-      </w:r>
-      <w:r>
-        <w:rPr>
-          <w:sz w:val="20"/>
-          <w:szCs w:val="20"/>
-        </w:rPr>
-        <w:t>79.553.641</w:t>
-      </w:r>
-      <w:r>
-        <w:rPr>
-          <w:sz w:val="20"/>
-          <w:szCs w:val="20"/>
-        </w:rPr>
         <w:tab/>
-        <w:t xml:space="preserve">                                                         C.C.</w:t>
+        <w:t xml:space="preserve">                                                      C.C.</w:t>
       </w:r>
       <w:r>
         <w:rPr>
@@ -2402,6 +2484,7 @@
     <w:p>
       <w:pPr>
         <w:spacing w:line="251" w:lineRule="exact"/>
+        <w:jc w:val="both"/>
         <w:rPr>
           <w:rFonts w:ascii="Arial"/>
           <w:b/>
@@ -2864,7 +2947,6 @@
                                 <w:szCs w:val="18"/>
                               </w:rPr>
                             </w:pPr>
-                            <w:proofErr w:type="spellStart"/>
                             <w:r>
                               <w:rPr>
                                 <w:rFonts w:ascii="Century Gothic" w:hAnsi="Century Gothic"/>
@@ -2874,7 +2956,6 @@
                               </w:rPr>
                               <w:t>Cyrgocolombia</w:t>
                             </w:r>
-                            <w:proofErr w:type="spellEnd"/>
                           </w:p>
                         </w:txbxContent>
                       </wps:txbx>
@@ -2907,7 +2988,6 @@
                           <w:szCs w:val="18"/>
                         </w:rPr>
                       </w:pPr>
-                      <w:proofErr w:type="spellStart"/>
                       <w:r>
                         <w:rPr>
                           <w:rFonts w:ascii="Century Gothic" w:hAnsi="Century Gothic"/>
@@ -2917,7 +2997,6 @@
                         </w:rPr>
                         <w:t>Cyrgocolombia</w:t>
                       </w:r>
-                      <w:proofErr w:type="spellEnd"/>
                     </w:p>
                   </w:txbxContent>
                 </v:textbox>
